--- a/docs/database_documentation_v7.docx
+++ b/docs/database_documentation_v7.docx
@@ -4,44 +4,234 @@
   <w:body>
     <w:p>
       <w:pPr>
-        <w:pStyle w:val="Title"/>
+        <w:jc w:val="center"/>
       </w:pPr>
       <w:r>
-        <w:t>Database Documentation v7</w:t>
+        <w:rPr>
+          <w:b/>
+          <w:color w:val="1F4D78"/>
+          <w:sz w:val="24"/>
+        </w:rPr>
+        <w:t>Scientific Journal Pipeline</w:t>
       </w:r>
     </w:p>
     <w:p>
       <w:pPr>
-        <w:pStyle w:val="Subtitle"/>
+        <w:jc w:val="center"/>
       </w:pPr>
       <w:r>
-        <w:t>Scientific Journal Publication Trend Tracking System</w:t>
+        <w:rPr>
+          <w:b/>
+          <w:color w:val="2E74B5"/>
+          <w:sz w:val="40"/>
+        </w:rPr>
+        <w:t>Tài Liệu Database v7</w:t>
       </w:r>
+    </w:p>
+    <w:p>
+      <w:pPr>
+        <w:jc w:val="center"/>
+      </w:pPr>
       <w:r>
         <w:rPr>
           <w:i/>
+          <w:sz w:val="22"/>
         </w:rPr>
-        <w:br/>
-        <w:t>Target DB: scientific_journal_tracking_db | SQL Server</w:t>
+        <w:t>Mô tả schema, luồng dữ liệu, constraint, và cách kiểm tra database SQL Server.</w:t>
       </w:r>
     </w:p>
-    <w:p>
-      <w:r>
-        <w:rPr>
-          <w:b/>
-        </w:rPr>
-        <w:t xml:space="preserve">Scope: </w:t>
-      </w:r>
-      <w:r>
-        <w:t>This document explains database version 7: schemas, table purpose, key relationships, constraints, timestamp policy, and deployment checks for the OpenAlex data pipeline and backend consumers.</w:t>
-      </w:r>
-    </w:p>
+    <w:p/>
+    <w:tbl>
+      <w:tblPr>
+        <w:tblStyle w:val="TableGrid"/>
+        <w:tblW w:type="auto" w:w="0"/>
+        <w:jc w:val="center"/>
+        <w:tblLook w:firstColumn="1" w:firstRow="1" w:lastColumn="0" w:lastRow="0" w:noHBand="0" w:noVBand="1" w:val="04A0"/>
+      </w:tblPr>
+      <w:tblGrid>
+        <w:gridCol w:w="4680"/>
+        <w:gridCol w:w="4680"/>
+      </w:tblGrid>
+      <w:tr>
+        <w:tc>
+          <w:tcPr>
+            <w:tcW w:type="dxa" w:w="4680"/>
+            <w:vAlign w:val="center"/>
+            <w:shd w:fill="E8EEF5"/>
+          </w:tcPr>
+          <w:p>
+            <w:r/>
+            <w:r>
+              <w:rPr>
+                <w:b/>
+                <w:sz w:val="20"/>
+              </w:rPr>
+              <w:t>Thông tin</w:t>
+            </w:r>
+          </w:p>
+        </w:tc>
+        <w:tc>
+          <w:tcPr>
+            <w:tcW w:type="dxa" w:w="4680"/>
+            <w:vAlign w:val="center"/>
+            <w:shd w:fill="E8EEF5"/>
+          </w:tcPr>
+          <w:p>
+            <w:r/>
+            <w:r>
+              <w:rPr>
+                <w:b/>
+                <w:sz w:val="20"/>
+              </w:rPr>
+              <w:t>Giá trị</w:t>
+            </w:r>
+          </w:p>
+        </w:tc>
+      </w:tr>
+      <w:tr>
+        <w:tc>
+          <w:tcPr>
+            <w:tcW w:type="dxa" w:w="4680"/>
+            <w:vAlign w:val="center"/>
+          </w:tcPr>
+          <w:p>
+            <w:r/>
+            <w:r>
+              <w:rPr>
+                <w:b w:val="0"/>
+                <w:sz w:val="20"/>
+              </w:rPr>
+              <w:t>Database</w:t>
+            </w:r>
+          </w:p>
+        </w:tc>
+        <w:tc>
+          <w:tcPr>
+            <w:tcW w:type="dxa" w:w="4680"/>
+            <w:vAlign w:val="center"/>
+          </w:tcPr>
+          <w:p>
+            <w:r/>
+            <w:r>
+              <w:rPr>
+                <w:b w:val="0"/>
+                <w:sz w:val="20"/>
+              </w:rPr>
+              <w:t>scientific_journal_tracking_db</w:t>
+            </w:r>
+          </w:p>
+        </w:tc>
+      </w:tr>
+      <w:tr>
+        <w:tc>
+          <w:tcPr>
+            <w:tcW w:type="dxa" w:w="4680"/>
+            <w:vAlign w:val="center"/>
+          </w:tcPr>
+          <w:p>
+            <w:r/>
+            <w:r>
+              <w:rPr>
+                <w:b w:val="0"/>
+                <w:sz w:val="20"/>
+              </w:rPr>
+              <w:t>Nền tảng</w:t>
+            </w:r>
+          </w:p>
+        </w:tc>
+        <w:tc>
+          <w:tcPr>
+            <w:tcW w:type="dxa" w:w="4680"/>
+            <w:vAlign w:val="center"/>
+          </w:tcPr>
+          <w:p>
+            <w:r/>
+            <w:r>
+              <w:rPr>
+                <w:b w:val="0"/>
+                <w:sz w:val="20"/>
+              </w:rPr>
+              <w:t>SQL Server</w:t>
+            </w:r>
+          </w:p>
+        </w:tc>
+      </w:tr>
+      <w:tr>
+        <w:tc>
+          <w:tcPr>
+            <w:tcW w:type="dxa" w:w="4680"/>
+            <w:vAlign w:val="center"/>
+          </w:tcPr>
+          <w:p>
+            <w:r/>
+            <w:r>
+              <w:rPr>
+                <w:b w:val="0"/>
+                <w:sz w:val="20"/>
+              </w:rPr>
+              <w:t>Version script</w:t>
+            </w:r>
+          </w:p>
+        </w:tc>
+        <w:tc>
+          <w:tcPr>
+            <w:tcW w:type="dxa" w:w="4680"/>
+            <w:vAlign w:val="center"/>
+          </w:tcPr>
+          <w:p>
+            <w:r/>
+            <w:r>
+              <w:rPr>
+                <w:b w:val="0"/>
+                <w:sz w:val="20"/>
+              </w:rPr>
+              <w:t>sql/database_ver7.sql</w:t>
+            </w:r>
+          </w:p>
+        </w:tc>
+      </w:tr>
+      <w:tr>
+        <w:tc>
+          <w:tcPr>
+            <w:tcW w:type="dxa" w:w="4680"/>
+            <w:vAlign w:val="center"/>
+          </w:tcPr>
+          <w:p>
+            <w:r/>
+            <w:r>
+              <w:rPr>
+                <w:b w:val="0"/>
+                <w:sz w:val="20"/>
+              </w:rPr>
+              <w:t>Phạm vi</w:t>
+            </w:r>
+          </w:p>
+        </w:tc>
+        <w:tc>
+          <w:tcPr>
+            <w:tcW w:type="dxa" w:w="4680"/>
+            <w:vAlign w:val="center"/>
+          </w:tcPr>
+          <w:p>
+            <w:r/>
+            <w:r>
+              <w:rPr>
+                <w:b w:val="0"/>
+                <w:sz w:val="20"/>
+              </w:rPr>
+              <w:t>raw, core, ops schemas cho OpenAlex pipeline và backend consumers</w:t>
+            </w:r>
+          </w:p>
+        </w:tc>
+      </w:tr>
+    </w:tbl>
+    <w:p/>
     <w:p>
       <w:pPr>
         <w:pStyle w:val="Heading1"/>
       </w:pPr>
       <w:r>
-        <w:t>1. Verification Summary</w:t>
+        <w:t>1. Tóm Tắt Kiểm Tra</w:t>
       </w:r>
     </w:p>
     <w:tbl>
@@ -59,64 +249,52 @@
       <w:tr>
         <w:tc>
           <w:tcPr>
-            <w:tcW w:type="dxa" w:w="2448"/>
+            <w:tcW w:type="dxa" w:w="3120"/>
+            <w:vAlign w:val="center"/>
             <w:shd w:fill="E8EEF5"/>
-            <w:vAlign w:val="center"/>
           </w:tcPr>
           <w:p>
-            <w:pPr>
-              <w:spacing w:after="0"/>
-            </w:pPr>
             <w:r/>
             <w:r>
               <w:rPr>
-                <w:rFonts w:ascii="Calibri" w:hAnsi="Calibri"/>
                 <w:b/>
-                <w:sz w:val="19"/>
+                <w:sz w:val="20"/>
               </w:rPr>
-              <w:t>Check</w:t>
+              <w:t>Hạng mục</w:t>
             </w:r>
           </w:p>
         </w:tc>
         <w:tc>
           <w:tcPr>
-            <w:tcW w:type="dxa" w:w="1296"/>
+            <w:tcW w:type="dxa" w:w="3120"/>
+            <w:vAlign w:val="center"/>
             <w:shd w:fill="E8EEF5"/>
-            <w:vAlign w:val="center"/>
           </w:tcPr>
           <w:p>
-            <w:pPr>
-              <w:spacing w:after="0"/>
-            </w:pPr>
             <w:r/>
             <w:r>
               <w:rPr>
-                <w:rFonts w:ascii="Calibri" w:hAnsi="Calibri"/>
                 <w:b/>
-                <w:sz w:val="19"/>
+                <w:sz w:val="20"/>
               </w:rPr>
-              <w:t>Result</w:t>
+              <w:t>Trạng thái</w:t>
             </w:r>
           </w:p>
         </w:tc>
         <w:tc>
           <w:tcPr>
-            <w:tcW w:type="dxa" w:w="5616"/>
+            <w:tcW w:type="dxa" w:w="3120"/>
+            <w:vAlign w:val="center"/>
             <w:shd w:fill="E8EEF5"/>
-            <w:vAlign w:val="center"/>
           </w:tcPr>
           <w:p>
-            <w:pPr>
-              <w:spacing w:after="0"/>
-            </w:pPr>
             <w:r/>
             <w:r>
               <w:rPr>
-                <w:rFonts w:ascii="Calibri" w:hAnsi="Calibri"/>
                 <w:b/>
-                <w:sz w:val="19"/>
+                <w:sz w:val="20"/>
               </w:rPr>
-              <w:t>Notes</w:t>
+              <w:t>Ghi chú</w:t>
             </w:r>
           </w:p>
         </w:tc>
@@ -124,19 +302,15 @@
       <w:tr>
         <w:tc>
           <w:tcPr>
-            <w:tcW w:type="dxa" w:w="2448"/>
+            <w:tcW w:type="dxa" w:w="3120"/>
             <w:vAlign w:val="center"/>
           </w:tcPr>
           <w:p>
-            <w:pPr>
-              <w:spacing w:after="0"/>
-            </w:pPr>
             <w:r/>
             <w:r>
               <w:rPr>
-                <w:rFonts w:ascii="Calibri" w:hAnsi="Calibri"/>
                 <w:b w:val="0"/>
-                <w:sz w:val="19"/>
+                <w:sz w:val="20"/>
               </w:rPr>
               <w:t>Version file</w:t>
             </w:r>
@@ -144,19 +318,15 @@
         </w:tc>
         <w:tc>
           <w:tcPr>
-            <w:tcW w:type="dxa" w:w="1296"/>
+            <w:tcW w:type="dxa" w:w="3120"/>
             <w:vAlign w:val="center"/>
           </w:tcPr>
           <w:p>
-            <w:pPr>
-              <w:spacing w:after="0"/>
-            </w:pPr>
             <w:r/>
             <w:r>
               <w:rPr>
-                <w:rFonts w:ascii="Calibri" w:hAnsi="Calibri"/>
                 <w:b w:val="0"/>
-                <w:sz w:val="19"/>
+                <w:sz w:val="20"/>
               </w:rPr>
               <w:t>OK</w:t>
             </w:r>
@@ -164,21 +334,17 @@
         </w:tc>
         <w:tc>
           <w:tcPr>
-            <w:tcW w:type="dxa" w:w="5616"/>
+            <w:tcW w:type="dxa" w:w="3120"/>
             <w:vAlign w:val="center"/>
           </w:tcPr>
           <w:p>
-            <w:pPr>
-              <w:spacing w:after="0"/>
-            </w:pPr>
             <w:r/>
             <w:r>
               <w:rPr>
-                <w:rFonts w:ascii="Calibri" w:hAnsi="Calibri"/>
                 <w:b w:val="0"/>
-                <w:sz w:val="19"/>
+                <w:sz w:val="20"/>
               </w:rPr>
-              <w:t>database ver 7.sql is the current fresh-build script.</w:t>
+              <w:t>database_ver7.sql là script fresh-build hiện tại.</w:t>
             </w:r>
           </w:p>
         </w:tc>
@@ -186,19 +352,15 @@
       <w:tr>
         <w:tc>
           <w:tcPr>
-            <w:tcW w:type="dxa" w:w="2448"/>
+            <w:tcW w:type="dxa" w:w="3120"/>
             <w:vAlign w:val="center"/>
           </w:tcPr>
           <w:p>
-            <w:pPr>
-              <w:spacing w:after="0"/>
-            </w:pPr>
             <w:r/>
             <w:r>
               <w:rPr>
-                <w:rFonts w:ascii="Calibri" w:hAnsi="Calibri"/>
                 <w:b w:val="0"/>
-                <w:sz w:val="19"/>
+                <w:sz w:val="20"/>
               </w:rPr>
               <w:t>Schemas</w:t>
             </w:r>
@@ -206,19 +368,15 @@
         </w:tc>
         <w:tc>
           <w:tcPr>
-            <w:tcW w:type="dxa" w:w="1296"/>
+            <w:tcW w:type="dxa" w:w="3120"/>
             <w:vAlign w:val="center"/>
           </w:tcPr>
           <w:p>
-            <w:pPr>
-              <w:spacing w:after="0"/>
-            </w:pPr>
             <w:r/>
             <w:r>
               <w:rPr>
-                <w:rFonts w:ascii="Calibri" w:hAnsi="Calibri"/>
                 <w:b w:val="0"/>
-                <w:sz w:val="19"/>
+                <w:sz w:val="20"/>
               </w:rPr>
               <w:t>OK</w:t>
             </w:r>
@@ -226,21 +384,17 @@
         </w:tc>
         <w:tc>
           <w:tcPr>
-            <w:tcW w:type="dxa" w:w="5616"/>
+            <w:tcW w:type="dxa" w:w="3120"/>
             <w:vAlign w:val="center"/>
           </w:tcPr>
           <w:p>
-            <w:pPr>
-              <w:spacing w:after="0"/>
-            </w:pPr>
             <w:r/>
             <w:r>
               <w:rPr>
-                <w:rFonts w:ascii="Calibri" w:hAnsi="Calibri"/>
                 <w:b w:val="0"/>
-                <w:sz w:val="19"/>
+                <w:sz w:val="20"/>
               </w:rPr>
-              <w:t>raw, core, and ops are created explicitly.</w:t>
+              <w:t>Tạo rõ ràng các schema raw, core, và ops.</w:t>
             </w:r>
           </w:p>
         </w:tc>
@@ -248,19 +402,15 @@
       <w:tr>
         <w:tc>
           <w:tcPr>
-            <w:tcW w:type="dxa" w:w="2448"/>
+            <w:tcW w:type="dxa" w:w="3120"/>
             <w:vAlign w:val="center"/>
           </w:tcPr>
           <w:p>
-            <w:pPr>
-              <w:spacing w:after="0"/>
-            </w:pPr>
             <w:r/>
             <w:r>
               <w:rPr>
-                <w:rFonts w:ascii="Calibri" w:hAnsi="Calibri"/>
                 <w:b w:val="0"/>
-                <w:sz w:val="19"/>
+                <w:sz w:val="20"/>
               </w:rPr>
               <w:t>Timestamp policy</w:t>
             </w:r>
@@ -268,19 +418,15 @@
         </w:tc>
         <w:tc>
           <w:tcPr>
-            <w:tcW w:type="dxa" w:w="1296"/>
+            <w:tcW w:type="dxa" w:w="3120"/>
             <w:vAlign w:val="center"/>
           </w:tcPr>
           <w:p>
-            <w:pPr>
-              <w:spacing w:after="0"/>
-            </w:pPr>
             <w:r/>
             <w:r>
               <w:rPr>
-                <w:rFonts w:ascii="Calibri" w:hAnsi="Calibri"/>
                 <w:b w:val="0"/>
-                <w:sz w:val="19"/>
+                <w:sz w:val="20"/>
               </w:rPr>
               <w:t>OK</w:t>
             </w:r>
@@ -288,21 +434,17 @@
         </w:tc>
         <w:tc>
           <w:tcPr>
-            <w:tcW w:type="dxa" w:w="5616"/>
+            <w:tcW w:type="dxa" w:w="3120"/>
             <w:vAlign w:val="center"/>
           </w:tcPr>
           <w:p>
-            <w:pPr>
-              <w:spacing w:after="0"/>
-            </w:pPr>
             <w:r/>
             <w:r>
               <w:rPr>
-                <w:rFonts w:ascii="Calibri" w:hAnsi="Calibri"/>
                 <w:b w:val="0"/>
-                <w:sz w:val="19"/>
+                <w:sz w:val="20"/>
               </w:rPr>
-              <w:t>New operational timestamps use DATEADD(HOUR, 7, SYSUTCDATETIME()).</w:t>
+              <w:t>Operational timestamps dùng giờ Việt Nam bằng DATEADD(HOUR, 7, SYSUTCDATETIME()).</w:t>
             </w:r>
           </w:p>
         </w:tc>
@@ -310,39 +452,31 @@
       <w:tr>
         <w:tc>
           <w:tcPr>
-            <w:tcW w:type="dxa" w:w="2448"/>
+            <w:tcW w:type="dxa" w:w="3120"/>
             <w:vAlign w:val="center"/>
           </w:tcPr>
           <w:p>
-            <w:pPr>
-              <w:spacing w:after="0"/>
-            </w:pPr>
             <w:r/>
             <w:r>
               <w:rPr>
-                <w:rFonts w:ascii="Calibri" w:hAnsi="Calibri"/>
                 <w:b w:val="0"/>
-                <w:sz w:val="19"/>
+                <w:sz w:val="20"/>
               </w:rPr>
-              <w:t>Deprecated SQL types</w:t>
+              <w:t>Kiểu dữ liệu deprecated</w:t>
             </w:r>
           </w:p>
         </w:tc>
         <w:tc>
           <w:tcPr>
-            <w:tcW w:type="dxa" w:w="1296"/>
+            <w:tcW w:type="dxa" w:w="3120"/>
             <w:vAlign w:val="center"/>
           </w:tcPr>
           <w:p>
-            <w:pPr>
-              <w:spacing w:after="0"/>
-            </w:pPr>
             <w:r/>
             <w:r>
               <w:rPr>
-                <w:rFonts w:ascii="Calibri" w:hAnsi="Calibri"/>
                 <w:b w:val="0"/>
-                <w:sz w:val="19"/>
+                <w:sz w:val="20"/>
               </w:rPr>
               <w:t>OK</w:t>
             </w:r>
@@ -350,21 +484,17 @@
         </w:tc>
         <w:tc>
           <w:tcPr>
-            <w:tcW w:type="dxa" w:w="5616"/>
+            <w:tcW w:type="dxa" w:w="3120"/>
             <w:vAlign w:val="center"/>
           </w:tcPr>
           <w:p>
-            <w:pPr>
-              <w:spacing w:after="0"/>
-            </w:pPr>
             <w:r/>
             <w:r>
               <w:rPr>
-                <w:rFonts w:ascii="Calibri" w:hAnsi="Calibri"/>
                 <w:b w:val="0"/>
-                <w:sz w:val="19"/>
+                <w:sz w:val="20"/>
               </w:rPr>
-              <w:t>No TEXT, NTEXT, or IMAGE types found. JSON payloads use NVARCHAR(MAX).</w:t>
+              <w:t>Không dùng TEXT, NTEXT, IMAGE. JSON payload dùng NVARCHAR(MAX).</w:t>
             </w:r>
           </w:p>
         </w:tc>
@@ -372,19 +502,15 @@
       <w:tr>
         <w:tc>
           <w:tcPr>
-            <w:tcW w:type="dxa" w:w="2448"/>
+            <w:tcW w:type="dxa" w:w="3120"/>
             <w:vAlign w:val="center"/>
           </w:tcPr>
           <w:p>
-            <w:pPr>
-              <w:spacing w:after="0"/>
-            </w:pPr>
             <w:r/>
             <w:r>
               <w:rPr>
-                <w:rFonts w:ascii="Calibri" w:hAnsi="Calibri"/>
                 <w:b w:val="0"/>
-                <w:sz w:val="19"/>
+                <w:sz w:val="20"/>
               </w:rPr>
               <w:t>JSON validation</w:t>
             </w:r>
@@ -392,19 +518,15 @@
         </w:tc>
         <w:tc>
           <w:tcPr>
-            <w:tcW w:type="dxa" w:w="1296"/>
+            <w:tcW w:type="dxa" w:w="3120"/>
             <w:vAlign w:val="center"/>
           </w:tcPr>
           <w:p>
-            <w:pPr>
-              <w:spacing w:after="0"/>
-            </w:pPr>
             <w:r/>
             <w:r>
               <w:rPr>
-                <w:rFonts w:ascii="Calibri" w:hAnsi="Calibri"/>
                 <w:b w:val="0"/>
-                <w:sz w:val="19"/>
+                <w:sz w:val="20"/>
               </w:rPr>
               <w:t>OK</w:t>
             </w:r>
@@ -412,21 +534,17 @@
         </w:tc>
         <w:tc>
           <w:tcPr>
-            <w:tcW w:type="dxa" w:w="5616"/>
+            <w:tcW w:type="dxa" w:w="3120"/>
             <w:vAlign w:val="center"/>
           </w:tcPr>
           <w:p>
-            <w:pPr>
-              <w:spacing w:after="0"/>
-            </w:pPr>
             <w:r/>
             <w:r>
               <w:rPr>
-                <w:rFonts w:ascii="Calibri" w:hAnsi="Calibri"/>
                 <w:b w:val="0"/>
-                <w:sz w:val="19"/>
+                <w:sz w:val="20"/>
               </w:rPr>
-              <w:t>Raw payloads and JSON metadata columns use ISJSON checks where appropriate.</w:t>
+              <w:t>Các cột JSON quan trọng dùng ISJSON check khi phù hợp.</w:t>
             </w:r>
           </w:p>
         </w:tc>
@@ -434,19 +552,15 @@
       <w:tr>
         <w:tc>
           <w:tcPr>
-            <w:tcW w:type="dxa" w:w="2448"/>
+            <w:tcW w:type="dxa" w:w="3120"/>
             <w:vAlign w:val="center"/>
           </w:tcPr>
           <w:p>
-            <w:pPr>
-              <w:spacing w:after="0"/>
-            </w:pPr>
             <w:r/>
             <w:r>
               <w:rPr>
-                <w:rFonts w:ascii="Calibri" w:hAnsi="Calibri"/>
                 <w:b w:val="0"/>
-                <w:sz w:val="19"/>
+                <w:sz w:val="20"/>
               </w:rPr>
               <w:t>Seed data</w:t>
             </w:r>
@@ -454,19 +568,15 @@
         </w:tc>
         <w:tc>
           <w:tcPr>
-            <w:tcW w:type="dxa" w:w="1296"/>
+            <w:tcW w:type="dxa" w:w="3120"/>
             <w:vAlign w:val="center"/>
           </w:tcPr>
           <w:p>
-            <w:pPr>
-              <w:spacing w:after="0"/>
-            </w:pPr>
             <w:r/>
             <w:r>
               <w:rPr>
-                <w:rFonts w:ascii="Calibri" w:hAnsi="Calibri"/>
                 <w:b w:val="0"/>
-                <w:sz w:val="19"/>
+                <w:sz w:val="20"/>
               </w:rPr>
               <w:t>OK</w:t>
             </w:r>
@@ -474,21 +584,17 @@
         </w:tc>
         <w:tc>
           <w:tcPr>
-            <w:tcW w:type="dxa" w:w="5616"/>
+            <w:tcW w:type="dxa" w:w="3120"/>
             <w:vAlign w:val="center"/>
           </w:tcPr>
           <w:p>
-            <w:pPr>
-              <w:spacing w:after="0"/>
-            </w:pPr>
             <w:r/>
             <w:r>
               <w:rPr>
-                <w:rFonts w:ascii="Calibri" w:hAnsi="Calibri"/>
                 <w:b w:val="0"/>
-                <w:sz w:val="19"/>
+                <w:sz w:val="20"/>
               </w:rPr>
-              <w:t>OpenAlex API source and journal type seed rows are included.</w:t>
+              <w:t>Có seed OpenAlex API source và journal type.</w:t>
             </w:r>
           </w:p>
         </w:tc>
@@ -496,61 +602,49 @@
       <w:tr>
         <w:tc>
           <w:tcPr>
-            <w:tcW w:type="dxa" w:w="2448"/>
+            <w:tcW w:type="dxa" w:w="3120"/>
             <w:vAlign w:val="center"/>
           </w:tcPr>
           <w:p>
-            <w:pPr>
-              <w:spacing w:after="0"/>
-            </w:pPr>
             <w:r/>
             <w:r>
               <w:rPr>
-                <w:rFonts w:ascii="Calibri" w:hAnsi="Calibri"/>
                 <w:b w:val="0"/>
-                <w:sz w:val="19"/>
+                <w:sz w:val="20"/>
               </w:rPr>
-              <w:t>Known strict constraint</w:t>
+              <w:t>Constraint nghiêm ngặt</w:t>
             </w:r>
           </w:p>
         </w:tc>
         <w:tc>
           <w:tcPr>
-            <w:tcW w:type="dxa" w:w="1296"/>
+            <w:tcW w:type="dxa" w:w="3120"/>
             <w:vAlign w:val="center"/>
           </w:tcPr>
           <w:p>
-            <w:pPr>
-              <w:spacing w:after="0"/>
-            </w:pPr>
             <w:r/>
             <w:r>
               <w:rPr>
-                <w:rFonts w:ascii="Calibri" w:hAnsi="Calibri"/>
                 <w:b w:val="0"/>
-                <w:sz w:val="19"/>
+                <w:sz w:val="20"/>
               </w:rPr>
-              <w:t>Watch</w:t>
+              <w:t>Theo dõi</w:t>
             </w:r>
           </w:p>
         </w:tc>
         <w:tc>
           <w:tcPr>
-            <w:tcW w:type="dxa" w:w="5616"/>
+            <w:tcW w:type="dxa" w:w="3120"/>
             <w:vAlign w:val="center"/>
           </w:tcPr>
           <w:p>
-            <w:pPr>
-              <w:spacing w:after="0"/>
-            </w:pPr>
             <w:r/>
             <w:r>
               <w:rPr>
-                <w:rFonts w:ascii="Calibri" w:hAnsi="Calibri"/>
                 <w:b w:val="0"/>
-                <w:sz w:val="19"/>
+                <w:sz w:val="20"/>
               </w:rPr>
-              <w:t>core.journals publication years are constrained to 1500-2100. Some OpenAlex sources may fail until data quality rules are added.</w:t>
+              <w:t>core.journals giới hạn năm xuất bản 1500-2100; một số source OpenAlex có thể fail và cần xử lý ở Data Quality phase.</w:t>
             </w:r>
           </w:p>
         </w:tc>
@@ -562,7 +656,7 @@
         <w:pStyle w:val="Heading1"/>
       </w:pPr>
       <w:r>
-        <w:t>2. Database Design Principles</w:t>
+        <w:t>2. Nguyên Tắc Thiết Kế</w:t>
       </w:r>
     </w:p>
     <w:p>
@@ -570,7 +664,7 @@
         <w:pStyle w:val="ListBullet"/>
       </w:pPr>
       <w:r>
-        <w:t>Separate raw API payloads from canonical core entities.</w:t>
+        <w:t>Tách raw API payload khỏi entity chuẩn hóa trong core.</w:t>
       </w:r>
     </w:p>
     <w:p>
@@ -578,7 +672,7 @@
         <w:pStyle w:val="ListBullet"/>
       </w:pPr>
       <w:r>
-        <w:t>Preserve external source identifiers through source mapping tables instead of storing OpenAlex ids as primary keys.</w:t>
+        <w:t>Giữ external source id trong source mapping tables, không dùng OpenAlex id làm primary key nội bộ.</w:t>
       </w:r>
     </w:p>
     <w:p>
@@ -586,7 +680,7 @@
         <w:pStyle w:val="ListBullet"/>
       </w:pPr>
       <w:r>
-        <w:t>Use ops tables for operational visibility: job status, logs, and incremental crawl state.</w:t>
+        <w:t>Dùng ops tables để theo dõi job status, log, và incremental crawl state.</w:t>
       </w:r>
     </w:p>
     <w:p>
@@ -594,7 +688,7 @@
         <w:pStyle w:val="ListBullet"/>
       </w:pPr>
       <w:r>
-        <w:t>Keep backend-facing data in core tables; backend should not crawl external APIs.</w:t>
+        <w:t>Backend đọc dữ liệu đã chuẩn hóa trong core; backend không crawl external API.</w:t>
       </w:r>
     </w:p>
     <w:p>
@@ -602,7 +696,7 @@
         <w:pStyle w:val="ListBullet"/>
       </w:pPr>
       <w:r>
-        <w:t>Store application timestamps in Vietnam time for this project scope.</w:t>
+        <w:t>Timestamp vận hành dùng giờ Việt Nam trong phạm vi project.</w:t>
       </w:r>
     </w:p>
     <w:p>
@@ -610,7 +704,7 @@
         <w:pStyle w:val="ListBullet"/>
       </w:pPr>
       <w:r>
-        <w:t>Keep source-specific detail JSON where relational modeling would be premature or unstable.</w:t>
+        <w:t>Giữ JSON detail khi mô hình quan hệ chưa ổn định hoặc còn thay đổi theo source.</w:t>
       </w:r>
     </w:p>
     <w:p>
@@ -618,7 +712,7 @@
         <w:pStyle w:val="Heading1"/>
       </w:pPr>
       <w:r>
-        <w:t>3. Schema Overview</w:t>
+        <w:t>3. Tổng Quan Schema</w:t>
       </w:r>
     </w:p>
     <w:tbl>
@@ -636,20 +730,16 @@
       <w:tr>
         <w:tc>
           <w:tcPr>
-            <w:tcW w:type="dxa" w:w="1440"/>
+            <w:tcW w:type="dxa" w:w="3120"/>
+            <w:vAlign w:val="center"/>
             <w:shd w:fill="E8EEF5"/>
-            <w:vAlign w:val="center"/>
           </w:tcPr>
           <w:p>
-            <w:pPr>
-              <w:spacing w:after="0"/>
-            </w:pPr>
             <w:r/>
             <w:r>
               <w:rPr>
-                <w:rFonts w:ascii="Calibri" w:hAnsi="Calibri"/>
                 <w:b/>
-                <w:sz w:val="19"/>
+                <w:sz w:val="20"/>
               </w:rPr>
               <w:t>Schema</w:t>
             </w:r>
@@ -657,43 +747,35 @@
         </w:tc>
         <w:tc>
           <w:tcPr>
-            <w:tcW w:type="dxa" w:w="4752"/>
+            <w:tcW w:type="dxa" w:w="3120"/>
+            <w:vAlign w:val="center"/>
             <w:shd w:fill="E8EEF5"/>
-            <w:vAlign w:val="center"/>
           </w:tcPr>
           <w:p>
-            <w:pPr>
-              <w:spacing w:after="0"/>
-            </w:pPr>
             <w:r/>
             <w:r>
               <w:rPr>
-                <w:rFonts w:ascii="Calibri" w:hAnsi="Calibri"/>
                 <w:b/>
-                <w:sz w:val="19"/>
+                <w:sz w:val="20"/>
               </w:rPr>
-              <w:t>Purpose</w:t>
+              <w:t>Mục đích</w:t>
             </w:r>
           </w:p>
         </w:tc>
         <w:tc>
           <w:tcPr>
-            <w:tcW w:type="dxa" w:w="3168"/>
+            <w:tcW w:type="dxa" w:w="3120"/>
+            <w:vAlign w:val="center"/>
             <w:shd w:fill="E8EEF5"/>
-            <w:vAlign w:val="center"/>
           </w:tcPr>
           <w:p>
-            <w:pPr>
-              <w:spacing w:after="0"/>
-            </w:pPr>
             <w:r/>
             <w:r>
               <w:rPr>
-                <w:rFonts w:ascii="Calibri" w:hAnsi="Calibri"/>
                 <w:b/>
-                <w:sz w:val="19"/>
+                <w:sz w:val="20"/>
               </w:rPr>
-              <w:t>Typical consumers</w:t>
+              <w:t>Consumer chính</w:t>
             </w:r>
           </w:p>
         </w:tc>
@@ -701,19 +783,15 @@
       <w:tr>
         <w:tc>
           <w:tcPr>
-            <w:tcW w:type="dxa" w:w="1440"/>
+            <w:tcW w:type="dxa" w:w="3120"/>
             <w:vAlign w:val="center"/>
           </w:tcPr>
           <w:p>
-            <w:pPr>
-              <w:spacing w:after="0"/>
-            </w:pPr>
             <w:r/>
             <w:r>
               <w:rPr>
-                <w:rFonts w:ascii="Calibri" w:hAnsi="Calibri"/>
                 <w:b w:val="0"/>
-                <w:sz w:val="19"/>
+                <w:sz w:val="20"/>
               </w:rPr>
               <w:t>raw</w:t>
             </w:r>
@@ -721,41 +799,33 @@
         </w:tc>
         <w:tc>
           <w:tcPr>
-            <w:tcW w:type="dxa" w:w="4752"/>
+            <w:tcW w:type="dxa" w:w="3120"/>
             <w:vAlign w:val="center"/>
           </w:tcPr>
           <w:p>
-            <w:pPr>
-              <w:spacing w:after="0"/>
-            </w:pPr>
             <w:r/>
             <w:r>
               <w:rPr>
-                <w:rFonts w:ascii="Calibri" w:hAnsi="Calibri"/>
                 <w:b w:val="0"/>
-                <w:sz w:val="19"/>
+                <w:sz w:val="20"/>
               </w:rPr>
-              <w:t>Stores source registry, pipeline run records, and raw OpenAlex responses.</w:t>
+              <w:t>Lưu source registry, pipeline run records, và raw OpenAlex responses.</w:t>
             </w:r>
           </w:p>
         </w:tc>
         <w:tc>
           <w:tcPr>
-            <w:tcW w:type="dxa" w:w="3168"/>
+            <w:tcW w:type="dxa" w:w="3120"/>
             <w:vAlign w:val="center"/>
           </w:tcPr>
           <w:p>
-            <w:pPr>
-              <w:spacing w:after="0"/>
-            </w:pPr>
             <w:r/>
             <w:r>
               <w:rPr>
-                <w:rFonts w:ascii="Calibri" w:hAnsi="Calibri"/>
                 <w:b w:val="0"/>
-                <w:sz w:val="19"/>
+                <w:sz w:val="20"/>
               </w:rPr>
-              <w:t>Data pipeline only.</w:t>
+              <w:t>Data pipeline</w:t>
             </w:r>
           </w:p>
         </w:tc>
@@ -763,19 +833,15 @@
       <w:tr>
         <w:tc>
           <w:tcPr>
-            <w:tcW w:type="dxa" w:w="1440"/>
+            <w:tcW w:type="dxa" w:w="3120"/>
             <w:vAlign w:val="center"/>
           </w:tcPr>
           <w:p>
-            <w:pPr>
-              <w:spacing w:after="0"/>
-            </w:pPr>
             <w:r/>
             <w:r>
               <w:rPr>
-                <w:rFonts w:ascii="Calibri" w:hAnsi="Calibri"/>
                 <w:b w:val="0"/>
-                <w:sz w:val="19"/>
+                <w:sz w:val="20"/>
               </w:rPr>
               <w:t>core</w:t>
             </w:r>
@@ -783,41 +849,33 @@
         </w:tc>
         <w:tc>
           <w:tcPr>
-            <w:tcW w:type="dxa" w:w="4752"/>
+            <w:tcW w:type="dxa" w:w="3120"/>
             <w:vAlign w:val="center"/>
           </w:tcPr>
           <w:p>
-            <w:pPr>
-              <w:spacing w:after="0"/>
-            </w:pPr>
             <w:r/>
             <w:r>
               <w:rPr>
-                <w:rFonts w:ascii="Calibri" w:hAnsi="Calibri"/>
                 <w:b w:val="0"/>
-                <w:sz w:val="19"/>
+                <w:sz w:val="20"/>
               </w:rPr>
-              <w:t>Stores normalized papers, journals/sources, authors, keywords, and research taxonomy.</w:t>
+              <w:t>Lưu papers, journals/sources, authors, keywords, taxonomy đã chuẩn hóa.</w:t>
             </w:r>
           </w:p>
         </w:tc>
         <w:tc>
           <w:tcPr>
-            <w:tcW w:type="dxa" w:w="3168"/>
+            <w:tcW w:type="dxa" w:w="3120"/>
             <w:vAlign w:val="center"/>
           </w:tcPr>
           <w:p>
-            <w:pPr>
-              <w:spacing w:after="0"/>
-            </w:pPr>
             <w:r/>
             <w:r>
               <w:rPr>
-                <w:rFonts w:ascii="Calibri" w:hAnsi="Calibri"/>
                 <w:b w:val="0"/>
-                <w:sz w:val="19"/>
+                <w:sz w:val="20"/>
               </w:rPr>
-              <w:t>Backend API, analytics, reporting.</w:t>
+              <w:t>Backend API, analytics, reporting</w:t>
             </w:r>
           </w:p>
         </w:tc>
@@ -825,19 +883,15 @@
       <w:tr>
         <w:tc>
           <w:tcPr>
-            <w:tcW w:type="dxa" w:w="1440"/>
+            <w:tcW w:type="dxa" w:w="3120"/>
             <w:vAlign w:val="center"/>
           </w:tcPr>
           <w:p>
-            <w:pPr>
-              <w:spacing w:after="0"/>
-            </w:pPr>
             <w:r/>
             <w:r>
               <w:rPr>
-                <w:rFonts w:ascii="Calibri" w:hAnsi="Calibri"/>
                 <w:b w:val="0"/>
-                <w:sz w:val="19"/>
+                <w:sz w:val="20"/>
               </w:rPr>
               <w:t>ops</w:t>
             </w:r>
@@ -845,41 +899,33 @@
         </w:tc>
         <w:tc>
           <w:tcPr>
-            <w:tcW w:type="dxa" w:w="4752"/>
+            <w:tcW w:type="dxa" w:w="3120"/>
             <w:vAlign w:val="center"/>
           </w:tcPr>
           <w:p>
-            <w:pPr>
-              <w:spacing w:after="0"/>
-            </w:pPr>
             <w:r/>
             <w:r>
               <w:rPr>
-                <w:rFonts w:ascii="Calibri" w:hAnsi="Calibri"/>
                 <w:b w:val="0"/>
-                <w:sz w:val="19"/>
+                <w:sz w:val="20"/>
               </w:rPr>
-              <w:t>Stores job runs, structured logs, and crawl watermarks.</w:t>
+              <w:t>Lưu job runs, structured logs, và crawl watermarks.</w:t>
             </w:r>
           </w:p>
         </w:tc>
         <w:tc>
           <w:tcPr>
-            <w:tcW w:type="dxa" w:w="3168"/>
+            <w:tcW w:type="dxa" w:w="3120"/>
             <w:vAlign w:val="center"/>
           </w:tcPr>
           <w:p>
-            <w:pPr>
-              <w:spacing w:after="0"/>
-            </w:pPr>
             <w:r/>
             <w:r>
               <w:rPr>
-                <w:rFonts w:ascii="Calibri" w:hAnsi="Calibri"/>
                 <w:b w:val="0"/>
-                <w:sz w:val="19"/>
+                <w:sz w:val="20"/>
               </w:rPr>
-              <w:t>DataOps monitoring and Airflow/scheduler.</w:t>
+              <w:t>DataOps monitoring, Airflow, scheduler</w:t>
             </w:r>
           </w:p>
         </w:tc>
@@ -891,7 +937,7 @@
         <w:pStyle w:val="Heading1"/>
       </w:pPr>
       <w:r>
-        <w:t>4. High-Level Entity Flow</w:t>
+        <w:t>4. Luồng Entity Cấp Cao</w:t>
       </w:r>
     </w:p>
     <w:p>
@@ -899,7 +945,7 @@
         <w:pStyle w:val="ListNumber"/>
       </w:pPr>
       <w:r>
-        <w:t>raw.api_sources identifies OpenAlex and future sources such as Crossref.</w:t>
+        <w:t>raw.api_sources định danh OpenAlex và các source tương lai như Crossref.</w:t>
       </w:r>
     </w:p>
     <w:p>
@@ -907,7 +953,7 @@
         <w:pStyle w:val="ListNumber"/>
       </w:pPr>
       <w:r>
-        <w:t>raw.pipeline_runs records each API ingestion attempt.</w:t>
+        <w:t>raw.pipeline_runs ghi nhận từng lần ingest API.</w:t>
       </w:r>
     </w:p>
     <w:p>
@@ -915,7 +961,7 @@
         <w:pStyle w:val="ListNumber"/>
       </w:pPr>
       <w:r>
-        <w:t>raw.openalex_works/authors/sources preserve raw JSON payloads and processing status.</w:t>
+        <w:t>raw.openalex_works, raw.openalex_authors, raw.openalex_sources giữ raw JSON và processing status.</w:t>
       </w:r>
     </w:p>
     <w:p>
@@ -923,7 +969,7 @@
         <w:pStyle w:val="ListNumber"/>
       </w:pPr>
       <w:r>
-        <w:t>process jobs transform raw payloads into core.papers, core.authors, core.journals, keywords, and topics.</w:t>
+        <w:t>Process jobs chuyển raw payload thành core.papers, core.authors, core.journals, keywords, topics.</w:t>
       </w:r>
     </w:p>
     <w:p>
@@ -931,7 +977,7 @@
         <w:pStyle w:val="ListNumber"/>
       </w:pPr>
       <w:r>
-        <w:t>source mapping tables connect internal ids to OpenAlex external ids and raw row ids.</w:t>
+        <w:t>Source mapping tables nối internal GUID với external OpenAlex id và raw row id.</w:t>
       </w:r>
     </w:p>
     <w:p>
@@ -939,7 +985,7 @@
         <w:pStyle w:val="ListNumber"/>
       </w:pPr>
       <w:r>
-        <w:t>ops.crawl_watermarks stores incremental cursor and date windows for repeatable sync.</w:t>
+        <w:t>ops.crawl_watermarks giữ cursor và date window để sync lặp lại an toàn.</w:t>
       </w:r>
     </w:p>
     <w:p>
@@ -950,2736 +996,44 @@
         <w:t>5. raw Schema</w:t>
       </w:r>
     </w:p>
-    <w:tbl>
-      <w:tblPr>
-        <w:tblStyle w:val="TableGrid"/>
-        <w:tblW w:type="auto" w:w="0"/>
-        <w:jc w:val="center"/>
-        <w:tblLook w:firstColumn="1" w:firstRow="1" w:lastColumn="0" w:lastRow="0" w:noHBand="0" w:noVBand="1" w:val="04A0"/>
-      </w:tblPr>
-      <w:tblGrid>
-        <w:gridCol w:w="3120"/>
-        <w:gridCol w:w="3120"/>
-        <w:gridCol w:w="3120"/>
-      </w:tblGrid>
-      <w:tr>
-        <w:tc>
-          <w:tcPr>
-            <w:tcW w:type="dxa" w:w="2880"/>
-            <w:shd w:fill="E8EEF5"/>
-            <w:vAlign w:val="center"/>
-          </w:tcPr>
-          <w:p>
-            <w:pPr>
-              <w:spacing w:after="0"/>
-            </w:pPr>
-            <w:r/>
-            <w:r>
-              <w:rPr>
-                <w:rFonts w:ascii="Calibri" w:hAnsi="Calibri"/>
-                <w:b/>
-                <w:sz w:val="19"/>
-              </w:rPr>
-              <w:t>Table</w:t>
-            </w:r>
-          </w:p>
-        </w:tc>
-        <w:tc>
-          <w:tcPr>
-            <w:tcW w:type="dxa" w:w="3888"/>
-            <w:shd w:fill="E8EEF5"/>
-            <w:vAlign w:val="center"/>
-          </w:tcPr>
-          <w:p>
-            <w:pPr>
-              <w:spacing w:after="0"/>
-            </w:pPr>
-            <w:r/>
-            <w:r>
-              <w:rPr>
-                <w:rFonts w:ascii="Calibri" w:hAnsi="Calibri"/>
-                <w:b/>
-                <w:sz w:val="19"/>
-              </w:rPr>
-              <w:t>Purpose</w:t>
-            </w:r>
-          </w:p>
-        </w:tc>
-        <w:tc>
-          <w:tcPr>
-            <w:tcW w:type="dxa" w:w="2592"/>
-            <w:shd w:fill="E8EEF5"/>
-            <w:vAlign w:val="center"/>
-          </w:tcPr>
-          <w:p>
-            <w:pPr>
-              <w:spacing w:after="0"/>
-            </w:pPr>
-            <w:r/>
-            <w:r>
-              <w:rPr>
-                <w:rFonts w:ascii="Calibri" w:hAnsi="Calibri"/>
-                <w:b/>
-                <w:sz w:val="19"/>
-              </w:rPr>
-              <w:t>Important keys / constraints</w:t>
-            </w:r>
-          </w:p>
-        </w:tc>
-      </w:tr>
-      <w:tr>
-        <w:tc>
-          <w:tcPr>
-            <w:tcW w:type="dxa" w:w="2880"/>
-            <w:vAlign w:val="center"/>
-          </w:tcPr>
-          <w:p>
-            <w:pPr>
-              <w:spacing w:after="0"/>
-            </w:pPr>
-            <w:r/>
-            <w:r>
-              <w:rPr>
-                <w:rFonts w:ascii="Calibri" w:hAnsi="Calibri"/>
-                <w:b w:val="0"/>
-                <w:sz w:val="19"/>
-              </w:rPr>
-              <w:t>raw.api_sources</w:t>
-            </w:r>
-          </w:p>
-        </w:tc>
-        <w:tc>
-          <w:tcPr>
-            <w:tcW w:type="dxa" w:w="3888"/>
-            <w:vAlign w:val="center"/>
-          </w:tcPr>
-          <w:p>
-            <w:pPr>
-              <w:spacing w:after="0"/>
-            </w:pPr>
-            <w:r/>
-            <w:r>
-              <w:rPr>
-                <w:rFonts w:ascii="Calibri" w:hAnsi="Calibri"/>
-                <w:b w:val="0"/>
-                <w:sz w:val="19"/>
-              </w:rPr>
-              <w:t>Registry of academic API sources.</w:t>
-            </w:r>
-          </w:p>
-        </w:tc>
-        <w:tc>
-          <w:tcPr>
-            <w:tcW w:type="dxa" w:w="2592"/>
-            <w:vAlign w:val="center"/>
-          </w:tcPr>
-          <w:p>
-            <w:pPr>
-              <w:spacing w:after="0"/>
-            </w:pPr>
-            <w:r/>
-            <w:r>
-              <w:rPr>
-                <w:rFonts w:ascii="Calibri" w:hAnsi="Calibri"/>
-                <w:b w:val="0"/>
-                <w:sz w:val="19"/>
-              </w:rPr>
-              <w:t>Unique source_name. Seed includes OpenAlex.</w:t>
-            </w:r>
-          </w:p>
-        </w:tc>
-      </w:tr>
-      <w:tr>
-        <w:tc>
-          <w:tcPr>
-            <w:tcW w:type="dxa" w:w="2880"/>
-            <w:vAlign w:val="center"/>
-          </w:tcPr>
-          <w:p>
-            <w:pPr>
-              <w:spacing w:after="0"/>
-            </w:pPr>
-            <w:r/>
-            <w:r>
-              <w:rPr>
-                <w:rFonts w:ascii="Calibri" w:hAnsi="Calibri"/>
-                <w:b w:val="0"/>
-                <w:sz w:val="19"/>
-              </w:rPr>
-              <w:t>raw.pipeline_runs</w:t>
-            </w:r>
-          </w:p>
-        </w:tc>
-        <w:tc>
-          <w:tcPr>
-            <w:tcW w:type="dxa" w:w="3888"/>
-            <w:vAlign w:val="center"/>
-          </w:tcPr>
-          <w:p>
-            <w:pPr>
-              <w:spacing w:after="0"/>
-            </w:pPr>
-            <w:r/>
-            <w:r>
-              <w:rPr>
-                <w:rFonts w:ascii="Calibri" w:hAnsi="Calibri"/>
-                <w:b w:val="0"/>
-                <w:sz w:val="19"/>
-              </w:rPr>
-              <w:t>Per-ingestion run status and counts.</w:t>
-            </w:r>
-          </w:p>
-        </w:tc>
-        <w:tc>
-          <w:tcPr>
-            <w:tcW w:type="dxa" w:w="2592"/>
-            <w:vAlign w:val="center"/>
-          </w:tcPr>
-          <w:p>
-            <w:pPr>
-              <w:spacing w:after="0"/>
-            </w:pPr>
-            <w:r/>
-            <w:r>
-              <w:rPr>
-                <w:rFonts w:ascii="Calibri" w:hAnsi="Calibri"/>
-                <w:b w:val="0"/>
-                <w:sz w:val="19"/>
-              </w:rPr>
-              <w:t>FK source_id; status in running/success/failed.</w:t>
-            </w:r>
-          </w:p>
-        </w:tc>
-      </w:tr>
-      <w:tr>
-        <w:tc>
-          <w:tcPr>
-            <w:tcW w:type="dxa" w:w="2880"/>
-            <w:vAlign w:val="center"/>
-          </w:tcPr>
-          <w:p>
-            <w:pPr>
-              <w:spacing w:after="0"/>
-            </w:pPr>
-            <w:r/>
-            <w:r>
-              <w:rPr>
-                <w:rFonts w:ascii="Calibri" w:hAnsi="Calibri"/>
-                <w:b w:val="0"/>
-                <w:sz w:val="19"/>
-              </w:rPr>
-              <w:t>raw.openalex_works</w:t>
-            </w:r>
-          </w:p>
-        </w:tc>
-        <w:tc>
-          <w:tcPr>
-            <w:tcW w:type="dxa" w:w="3888"/>
-            <w:vAlign w:val="center"/>
-          </w:tcPr>
-          <w:p>
-            <w:pPr>
-              <w:spacing w:after="0"/>
-            </w:pPr>
-            <w:r/>
-            <w:r>
-              <w:rPr>
-                <w:rFonts w:ascii="Calibri" w:hAnsi="Calibri"/>
-                <w:b w:val="0"/>
-                <w:sz w:val="19"/>
-              </w:rPr>
-              <w:t>Raw OpenAlex works responses.</w:t>
-            </w:r>
-          </w:p>
-        </w:tc>
-        <w:tc>
-          <w:tcPr>
-            <w:tcW w:type="dxa" w:w="2592"/>
-            <w:vAlign w:val="center"/>
-          </w:tcPr>
-          <w:p>
-            <w:pPr>
-              <w:spacing w:after="0"/>
-            </w:pPr>
-            <w:r/>
-            <w:r>
-              <w:rPr>
-                <w:rFonts w:ascii="Calibri" w:hAnsi="Calibri"/>
-                <w:b w:val="0"/>
-                <w:sz w:val="19"/>
-              </w:rPr>
-              <w:t>Unique source_id + source_record_id; raw_data ISJSON; processed_status.</w:t>
-            </w:r>
-          </w:p>
-        </w:tc>
-      </w:tr>
-      <w:tr>
-        <w:tc>
-          <w:tcPr>
-            <w:tcW w:type="dxa" w:w="2880"/>
-            <w:vAlign w:val="center"/>
-          </w:tcPr>
-          <w:p>
-            <w:pPr>
-              <w:spacing w:after="0"/>
-            </w:pPr>
-            <w:r/>
-            <w:r>
-              <w:rPr>
-                <w:rFonts w:ascii="Calibri" w:hAnsi="Calibri"/>
-                <w:b w:val="0"/>
-                <w:sz w:val="19"/>
-              </w:rPr>
-              <w:t>raw.openalex_authors</w:t>
-            </w:r>
-          </w:p>
-        </w:tc>
-        <w:tc>
-          <w:tcPr>
-            <w:tcW w:type="dxa" w:w="3888"/>
-            <w:vAlign w:val="center"/>
-          </w:tcPr>
-          <w:p>
-            <w:pPr>
-              <w:spacing w:after="0"/>
-            </w:pPr>
-            <w:r/>
-            <w:r>
-              <w:rPr>
-                <w:rFonts w:ascii="Calibri" w:hAnsi="Calibri"/>
-                <w:b w:val="0"/>
-                <w:sz w:val="19"/>
-              </w:rPr>
-              <w:t>Raw OpenAlex author detail responses.</w:t>
-            </w:r>
-          </w:p>
-        </w:tc>
-        <w:tc>
-          <w:tcPr>
-            <w:tcW w:type="dxa" w:w="2592"/>
-            <w:vAlign w:val="center"/>
-          </w:tcPr>
-          <w:p>
-            <w:pPr>
-              <w:spacing w:after="0"/>
-            </w:pPr>
-            <w:r/>
-            <w:r>
-              <w:rPr>
-                <w:rFonts w:ascii="Calibri" w:hAnsi="Calibri"/>
-                <w:b w:val="0"/>
-                <w:sz w:val="19"/>
-              </w:rPr>
-              <w:t>Unique source_id + source_record_id; raw_data ISJSON; processed_status.</w:t>
-            </w:r>
-          </w:p>
-        </w:tc>
-      </w:tr>
-      <w:tr>
-        <w:tc>
-          <w:tcPr>
-            <w:tcW w:type="dxa" w:w="2880"/>
-            <w:vAlign w:val="center"/>
-          </w:tcPr>
-          <w:p>
-            <w:pPr>
-              <w:spacing w:after="0"/>
-            </w:pPr>
-            <w:r/>
-            <w:r>
-              <w:rPr>
-                <w:rFonts w:ascii="Calibri" w:hAnsi="Calibri"/>
-                <w:b w:val="0"/>
-                <w:sz w:val="19"/>
-              </w:rPr>
-              <w:t>raw.openalex_sources</w:t>
-            </w:r>
-          </w:p>
-        </w:tc>
-        <w:tc>
-          <w:tcPr>
-            <w:tcW w:type="dxa" w:w="3888"/>
-            <w:vAlign w:val="center"/>
-          </w:tcPr>
-          <w:p>
-            <w:pPr>
-              <w:spacing w:after="0"/>
-            </w:pPr>
-            <w:r/>
-            <w:r>
-              <w:rPr>
-                <w:rFonts w:ascii="Calibri" w:hAnsi="Calibri"/>
-                <w:b w:val="0"/>
-                <w:sz w:val="19"/>
-              </w:rPr>
-              <w:t>Raw OpenAlex source/journal detail responses.</w:t>
-            </w:r>
-          </w:p>
-        </w:tc>
-        <w:tc>
-          <w:tcPr>
-            <w:tcW w:type="dxa" w:w="2592"/>
-            <w:vAlign w:val="center"/>
-          </w:tcPr>
-          <w:p>
-            <w:pPr>
-              <w:spacing w:after="0"/>
-            </w:pPr>
-            <w:r/>
-            <w:r>
-              <w:rPr>
-                <w:rFonts w:ascii="Calibri" w:hAnsi="Calibri"/>
-                <w:b w:val="0"/>
-                <w:sz w:val="19"/>
-              </w:rPr>
-              <w:t>Unique source_id + source_record_id; raw_data ISJSON; processed_status.</w:t>
-            </w:r>
-          </w:p>
-        </w:tc>
-      </w:tr>
-    </w:tbl>
-    <w:p/>
     <w:p>
       <w:pPr>
-        <w:pStyle w:val="Heading1"/>
+        <w:pStyle w:val="ListBullet"/>
       </w:pPr>
       <w:r>
-        <w:t>6. ops Schema</w:t>
-      </w:r>
-    </w:p>
-    <w:tbl>
-      <w:tblPr>
-        <w:tblStyle w:val="TableGrid"/>
-        <w:tblW w:type="auto" w:w="0"/>
-        <w:jc w:val="center"/>
-        <w:tblLook w:firstColumn="1" w:firstRow="1" w:lastColumn="0" w:lastRow="0" w:noHBand="0" w:noVBand="1" w:val="04A0"/>
-      </w:tblPr>
-      <w:tblGrid>
-        <w:gridCol w:w="3120"/>
-        <w:gridCol w:w="3120"/>
-        <w:gridCol w:w="3120"/>
-      </w:tblGrid>
-      <w:tr>
-        <w:tc>
-          <w:tcPr>
-            <w:tcW w:type="dxa" w:w="2880"/>
-            <w:shd w:fill="E8EEF5"/>
-            <w:vAlign w:val="center"/>
-          </w:tcPr>
-          <w:p>
-            <w:pPr>
-              <w:spacing w:after="0"/>
-            </w:pPr>
-            <w:r/>
-            <w:r>
-              <w:rPr>
-                <w:rFonts w:ascii="Calibri" w:hAnsi="Calibri"/>
-                <w:b/>
-                <w:sz w:val="19"/>
-              </w:rPr>
-              <w:t>Table</w:t>
-            </w:r>
-          </w:p>
-        </w:tc>
-        <w:tc>
-          <w:tcPr>
-            <w:tcW w:type="dxa" w:w="3456"/>
-            <w:shd w:fill="E8EEF5"/>
-            <w:vAlign w:val="center"/>
-          </w:tcPr>
-          <w:p>
-            <w:pPr>
-              <w:spacing w:after="0"/>
-            </w:pPr>
-            <w:r/>
-            <w:r>
-              <w:rPr>
-                <w:rFonts w:ascii="Calibri" w:hAnsi="Calibri"/>
-                <w:b/>
-                <w:sz w:val="19"/>
-              </w:rPr>
-              <w:t>Purpose</w:t>
-            </w:r>
-          </w:p>
-        </w:tc>
-        <w:tc>
-          <w:tcPr>
-            <w:tcW w:type="dxa" w:w="3024"/>
-            <w:shd w:fill="E8EEF5"/>
-            <w:vAlign w:val="center"/>
-          </w:tcPr>
-          <w:p>
-            <w:pPr>
-              <w:spacing w:after="0"/>
-            </w:pPr>
-            <w:r/>
-            <w:r>
-              <w:rPr>
-                <w:rFonts w:ascii="Calibri" w:hAnsi="Calibri"/>
-                <w:b/>
-                <w:sz w:val="19"/>
-              </w:rPr>
-              <w:t>Important fields</w:t>
-            </w:r>
-          </w:p>
-        </w:tc>
-      </w:tr>
-      <w:tr>
-        <w:tc>
-          <w:tcPr>
-            <w:tcW w:type="dxa" w:w="2880"/>
-            <w:vAlign w:val="center"/>
-          </w:tcPr>
-          <w:p>
-            <w:pPr>
-              <w:spacing w:after="0"/>
-            </w:pPr>
-            <w:r/>
-            <w:r>
-              <w:rPr>
-                <w:rFonts w:ascii="Calibri" w:hAnsi="Calibri"/>
-                <w:b w:val="0"/>
-                <w:sz w:val="19"/>
-              </w:rPr>
-              <w:t>ops.job_runs</w:t>
-            </w:r>
-          </w:p>
-        </w:tc>
-        <w:tc>
-          <w:tcPr>
-            <w:tcW w:type="dxa" w:w="3456"/>
-            <w:vAlign w:val="center"/>
-          </w:tcPr>
-          <w:p>
-            <w:pPr>
-              <w:spacing w:after="0"/>
-            </w:pPr>
-            <w:r/>
-            <w:r>
-              <w:rPr>
-                <w:rFonts w:ascii="Calibri" w:hAnsi="Calibri"/>
-                <w:b w:val="0"/>
-                <w:sz w:val="19"/>
-              </w:rPr>
-              <w:t>One row per operational job or orchestrated step.</w:t>
-            </w:r>
-          </w:p>
-        </w:tc>
-        <w:tc>
-          <w:tcPr>
-            <w:tcW w:type="dxa" w:w="3024"/>
-            <w:vAlign w:val="center"/>
-          </w:tcPr>
-          <w:p>
-            <w:pPr>
-              <w:spacing w:after="0"/>
-            </w:pPr>
-            <w:r/>
-            <w:r>
-              <w:rPr>
-                <w:rFonts w:ascii="Calibri" w:hAnsi="Calibri"/>
-                <w:b w:val="0"/>
-                <w:sz w:val="19"/>
-              </w:rPr>
-              <w:t>job_name, job_type, status, scope, records_in/out/failed, metadata.</w:t>
-            </w:r>
-          </w:p>
-        </w:tc>
-      </w:tr>
-      <w:tr>
-        <w:tc>
-          <w:tcPr>
-            <w:tcW w:type="dxa" w:w="2880"/>
-            <w:vAlign w:val="center"/>
-          </w:tcPr>
-          <w:p>
-            <w:pPr>
-              <w:spacing w:after="0"/>
-            </w:pPr>
-            <w:r/>
-            <w:r>
-              <w:rPr>
-                <w:rFonts w:ascii="Calibri" w:hAnsi="Calibri"/>
-                <w:b w:val="0"/>
-                <w:sz w:val="19"/>
-              </w:rPr>
-              <w:t>ops.job_logs</w:t>
-            </w:r>
-          </w:p>
-        </w:tc>
-        <w:tc>
-          <w:tcPr>
-            <w:tcW w:type="dxa" w:w="3456"/>
-            <w:vAlign w:val="center"/>
-          </w:tcPr>
-          <w:p>
-            <w:pPr>
-              <w:spacing w:after="0"/>
-            </w:pPr>
-            <w:r/>
-            <w:r>
-              <w:rPr>
-                <w:rFonts w:ascii="Calibri" w:hAnsi="Calibri"/>
-                <w:b w:val="0"/>
-                <w:sz w:val="19"/>
-              </w:rPr>
-              <w:t>Structured log messages attached to job runs.</w:t>
-            </w:r>
-          </w:p>
-        </w:tc>
-        <w:tc>
-          <w:tcPr>
-            <w:tcW w:type="dxa" w:w="3024"/>
-            <w:vAlign w:val="center"/>
-          </w:tcPr>
-          <w:p>
-            <w:pPr>
-              <w:spacing w:after="0"/>
-            </w:pPr>
-            <w:r/>
-            <w:r>
-              <w:rPr>
-                <w:rFonts w:ascii="Calibri" w:hAnsi="Calibri"/>
-                <w:b w:val="0"/>
-                <w:sz w:val="19"/>
-              </w:rPr>
-              <w:t>log_level, message, source_record_id, metadata, error_detail.</w:t>
-            </w:r>
-          </w:p>
-        </w:tc>
-      </w:tr>
-      <w:tr>
-        <w:tc>
-          <w:tcPr>
-            <w:tcW w:type="dxa" w:w="2880"/>
-            <w:vAlign w:val="center"/>
-          </w:tcPr>
-          <w:p>
-            <w:pPr>
-              <w:spacing w:after="0"/>
-            </w:pPr>
-            <w:r/>
-            <w:r>
-              <w:rPr>
-                <w:rFonts w:ascii="Calibri" w:hAnsi="Calibri"/>
-                <w:b w:val="0"/>
-                <w:sz w:val="19"/>
-              </w:rPr>
-              <w:t>ops.crawl_watermarks</w:t>
-            </w:r>
-          </w:p>
-        </w:tc>
-        <w:tc>
-          <w:tcPr>
-            <w:tcW w:type="dxa" w:w="3456"/>
-            <w:vAlign w:val="center"/>
-          </w:tcPr>
-          <w:p>
-            <w:pPr>
-              <w:spacing w:after="0"/>
-            </w:pPr>
-            <w:r/>
-            <w:r>
-              <w:rPr>
-                <w:rFonts w:ascii="Calibri" w:hAnsi="Calibri"/>
-                <w:b w:val="0"/>
-                <w:sz w:val="19"/>
-              </w:rPr>
-              <w:t>Incremental crawl state per source/entity/scope.</w:t>
-            </w:r>
-          </w:p>
-        </w:tc>
-        <w:tc>
-          <w:tcPr>
-            <w:tcW w:type="dxa" w:w="3024"/>
-            <w:vAlign w:val="center"/>
-          </w:tcPr>
-          <w:p>
-            <w:pPr>
-              <w:spacing w:after="0"/>
-            </w:pPr>
-            <w:r/>
-            <w:r>
-              <w:rPr>
-                <w:rFonts w:ascii="Calibri" w:hAnsi="Calibri"/>
-                <w:b w:val="0"/>
-                <w:sz w:val="19"/>
-              </w:rPr>
-              <w:t>last_cursor, last_from_updated_date, last_to_updated_date, metadata.</w:t>
-            </w:r>
-          </w:p>
-        </w:tc>
-      </w:tr>
-    </w:tbl>
-    <w:p/>
-    <w:p>
-      <w:pPr>
-        <w:pStyle w:val="Heading2"/>
-      </w:pPr>
-      <w:r>
-        <w:t>6.1 Crawl Watermark Modes</w:t>
-      </w:r>
-    </w:p>
-    <w:tbl>
-      <w:tblPr>
-        <w:tblStyle w:val="TableGrid"/>
-        <w:tblW w:type="auto" w:w="0"/>
-        <w:jc w:val="center"/>
-        <w:tblLook w:firstColumn="1" w:firstRow="1" w:lastColumn="0" w:lastRow="0" w:noHBand="0" w:noVBand="1" w:val="04A0"/>
-      </w:tblPr>
-      <w:tblGrid>
-        <w:gridCol w:w="4680"/>
-        <w:gridCol w:w="4680"/>
-      </w:tblGrid>
-      <w:tr>
-        <w:tc>
-          <w:tcPr>
-            <w:tcW w:type="dxa" w:w="1872"/>
-            <w:shd w:fill="E8EEF5"/>
-            <w:vAlign w:val="center"/>
-          </w:tcPr>
-          <w:p>
-            <w:pPr>
-              <w:spacing w:after="0"/>
-            </w:pPr>
-            <w:r/>
-            <w:r>
-              <w:rPr>
-                <w:rFonts w:ascii="Calibri" w:hAnsi="Calibri"/>
-                <w:b/>
-                <w:sz w:val="19"/>
-              </w:rPr>
-              <w:t>Mode</w:t>
-            </w:r>
-          </w:p>
-        </w:tc>
-        <w:tc>
-          <w:tcPr>
-            <w:tcW w:type="dxa" w:w="7488"/>
-            <w:shd w:fill="E8EEF5"/>
-            <w:vAlign w:val="center"/>
-          </w:tcPr>
-          <w:p>
-            <w:pPr>
-              <w:spacing w:after="0"/>
-            </w:pPr>
-            <w:r/>
-            <w:r>
-              <w:rPr>
-                <w:rFonts w:ascii="Calibri" w:hAnsi="Calibri"/>
-                <w:b/>
-                <w:sz w:val="19"/>
-              </w:rPr>
-              <w:t>Meaning</w:t>
-            </w:r>
-          </w:p>
-        </w:tc>
-      </w:tr>
-      <w:tr>
-        <w:tc>
-          <w:tcPr>
-            <w:tcW w:type="dxa" w:w="1872"/>
-            <w:vAlign w:val="center"/>
-          </w:tcPr>
-          <w:p>
-            <w:pPr>
-              <w:spacing w:after="0"/>
-            </w:pPr>
-            <w:r/>
-            <w:r>
-              <w:rPr>
-                <w:rFonts w:ascii="Calibri" w:hAnsi="Calibri"/>
-                <w:b w:val="0"/>
-                <w:sz w:val="19"/>
-              </w:rPr>
-              <w:t>initial</w:t>
-            </w:r>
-          </w:p>
-        </w:tc>
-        <w:tc>
-          <w:tcPr>
-            <w:tcW w:type="dxa" w:w="7488"/>
-            <w:vAlign w:val="center"/>
-          </w:tcPr>
-          <w:p>
-            <w:pPr>
-              <w:spacing w:after="0"/>
-            </w:pPr>
-            <w:r/>
-            <w:r>
-              <w:rPr>
-                <w:rFonts w:ascii="Calibri" w:hAnsi="Calibri"/>
-                <w:b w:val="0"/>
-                <w:sz w:val="19"/>
-              </w:rPr>
-              <w:t>No watermark exists. Crawl keyword normally and do not send updated-date filters.</w:t>
-            </w:r>
-          </w:p>
-        </w:tc>
-      </w:tr>
-      <w:tr>
-        <w:tc>
-          <w:tcPr>
-            <w:tcW w:type="dxa" w:w="1872"/>
-            <w:vAlign w:val="center"/>
-          </w:tcPr>
-          <w:p>
-            <w:pPr>
-              <w:spacing w:after="0"/>
-            </w:pPr>
-            <w:r/>
-            <w:r>
-              <w:rPr>
-                <w:rFonts w:ascii="Calibri" w:hAnsi="Calibri"/>
-                <w:b w:val="0"/>
-                <w:sz w:val="19"/>
-              </w:rPr>
-              <w:t>incremental</w:t>
-            </w:r>
-          </w:p>
-        </w:tc>
-        <w:tc>
-          <w:tcPr>
-            <w:tcW w:type="dxa" w:w="7488"/>
-            <w:vAlign w:val="center"/>
-          </w:tcPr>
-          <w:p>
-            <w:pPr>
-              <w:spacing w:after="0"/>
-            </w:pPr>
-            <w:r/>
-            <w:r>
-              <w:rPr>
-                <w:rFonts w:ascii="Calibri" w:hAnsi="Calibri"/>
-                <w:b w:val="0"/>
-                <w:sz w:val="19"/>
-              </w:rPr>
-              <w:t>last_to_updated_date exists and last_cursor is empty. Crawl using from_updated_date.</w:t>
-            </w:r>
-          </w:p>
-        </w:tc>
-      </w:tr>
-      <w:tr>
-        <w:tc>
-          <w:tcPr>
-            <w:tcW w:type="dxa" w:w="1872"/>
-            <w:vAlign w:val="center"/>
-          </w:tcPr>
-          <w:p>
-            <w:pPr>
-              <w:spacing w:after="0"/>
-            </w:pPr>
-            <w:r/>
-            <w:r>
-              <w:rPr>
-                <w:rFonts w:ascii="Calibri" w:hAnsi="Calibri"/>
-                <w:b w:val="0"/>
-                <w:sz w:val="19"/>
-              </w:rPr>
-              <w:t>resume</w:t>
-            </w:r>
-          </w:p>
-        </w:tc>
-        <w:tc>
-          <w:tcPr>
-            <w:tcW w:type="dxa" w:w="7488"/>
-            <w:vAlign w:val="center"/>
-          </w:tcPr>
-          <w:p>
-            <w:pPr>
-              <w:spacing w:after="0"/>
-            </w:pPr>
-            <w:r/>
-            <w:r>
-              <w:rPr>
-                <w:rFonts w:ascii="Calibri" w:hAnsi="Calibri"/>
-                <w:b w:val="0"/>
-                <w:sz w:val="19"/>
-              </w:rPr>
-              <w:t>last_cursor exists. Continue the previous cursor window.</w:t>
-            </w:r>
-          </w:p>
-        </w:tc>
-      </w:tr>
-    </w:tbl>
-    <w:p/>
-    <w:p>
-      <w:pPr>
-        <w:pStyle w:val="Heading1"/>
-      </w:pPr>
-      <w:r>
-        <w:t>7. core Schema</w:t>
+        <w:t>raw.api_sources: registry cho OpenAlex và future APIs.</w:t>
       </w:r>
     </w:p>
     <w:p>
       <w:pPr>
-        <w:pStyle w:val="Heading2"/>
+        <w:pStyle w:val="ListBullet"/>
       </w:pPr>
       <w:r>
-        <w:t>7.1 Publication Venue / Journal Tables</w:t>
-      </w:r>
-    </w:p>
-    <w:tbl>
-      <w:tblPr>
-        <w:tblStyle w:val="TableGrid"/>
-        <w:tblW w:type="auto" w:w="0"/>
-        <w:jc w:val="center"/>
-        <w:tblLook w:firstColumn="1" w:firstRow="1" w:lastColumn="0" w:lastRow="0" w:noHBand="0" w:noVBand="1" w:val="04A0"/>
-      </w:tblPr>
-      <w:tblGrid>
-        <w:gridCol w:w="3120"/>
-        <w:gridCol w:w="3120"/>
-        <w:gridCol w:w="3120"/>
-      </w:tblGrid>
-      <w:tr>
-        <w:tc>
-          <w:tcPr>
-            <w:tcW w:type="dxa" w:w="3024"/>
-            <w:shd w:fill="E8EEF5"/>
-            <w:vAlign w:val="center"/>
-          </w:tcPr>
-          <w:p>
-            <w:pPr>
-              <w:spacing w:after="0"/>
-            </w:pPr>
-            <w:r/>
-            <w:r>
-              <w:rPr>
-                <w:rFonts w:ascii="Calibri" w:hAnsi="Calibri"/>
-                <w:b/>
-                <w:sz w:val="19"/>
-              </w:rPr>
-              <w:t>Table</w:t>
-            </w:r>
-          </w:p>
-        </w:tc>
-        <w:tc>
-          <w:tcPr>
-            <w:tcW w:type="dxa" w:w="3456"/>
-            <w:shd w:fill="E8EEF5"/>
-            <w:vAlign w:val="center"/>
-          </w:tcPr>
-          <w:p>
-            <w:pPr>
-              <w:spacing w:after="0"/>
-            </w:pPr>
-            <w:r/>
-            <w:r>
-              <w:rPr>
-                <w:rFonts w:ascii="Calibri" w:hAnsi="Calibri"/>
-                <w:b/>
-                <w:sz w:val="19"/>
-              </w:rPr>
-              <w:t>Purpose</w:t>
-            </w:r>
-          </w:p>
-        </w:tc>
-        <w:tc>
-          <w:tcPr>
-            <w:tcW w:type="dxa" w:w="2880"/>
-            <w:shd w:fill="E8EEF5"/>
-            <w:vAlign w:val="center"/>
-          </w:tcPr>
-          <w:p>
-            <w:pPr>
-              <w:spacing w:after="0"/>
-            </w:pPr>
-            <w:r/>
-            <w:r>
-              <w:rPr>
-                <w:rFonts w:ascii="Calibri" w:hAnsi="Calibri"/>
-                <w:b/>
-                <w:sz w:val="19"/>
-              </w:rPr>
-              <w:t>Notes</w:t>
-            </w:r>
-          </w:p>
-        </w:tc>
-      </w:tr>
-      <w:tr>
-        <w:tc>
-          <w:tcPr>
-            <w:tcW w:type="dxa" w:w="3024"/>
-            <w:vAlign w:val="center"/>
-          </w:tcPr>
-          <w:p>
-            <w:pPr>
-              <w:spacing w:after="0"/>
-            </w:pPr>
-            <w:r/>
-            <w:r>
-              <w:rPr>
-                <w:rFonts w:ascii="Calibri" w:hAnsi="Calibri"/>
-                <w:b w:val="0"/>
-                <w:sz w:val="19"/>
-              </w:rPr>
-              <w:t>core.journal_types</w:t>
-            </w:r>
-          </w:p>
-        </w:tc>
-        <w:tc>
-          <w:tcPr>
-            <w:tcW w:type="dxa" w:w="3456"/>
-            <w:vAlign w:val="center"/>
-          </w:tcPr>
-          <w:p>
-            <w:pPr>
-              <w:spacing w:after="0"/>
-            </w:pPr>
-            <w:r/>
-            <w:r>
-              <w:rPr>
-                <w:rFonts w:ascii="Calibri" w:hAnsi="Calibri"/>
-                <w:b w:val="0"/>
-                <w:sz w:val="19"/>
-              </w:rPr>
-              <w:t>Normalized source type dictionary.</w:t>
-            </w:r>
-          </w:p>
-        </w:tc>
-        <w:tc>
-          <w:tcPr>
-            <w:tcW w:type="dxa" w:w="2880"/>
-            <w:vAlign w:val="center"/>
-          </w:tcPr>
-          <w:p>
-            <w:pPr>
-              <w:spacing w:after="0"/>
-            </w:pPr>
-            <w:r/>
-            <w:r>
-              <w:rPr>
-                <w:rFonts w:ascii="Calibri" w:hAnsi="Calibri"/>
-                <w:b w:val="0"/>
-                <w:sz w:val="19"/>
-              </w:rPr>
-              <w:t>Seeded with journal, repository, conference, book, etc.</w:t>
-            </w:r>
-          </w:p>
-        </w:tc>
-      </w:tr>
-      <w:tr>
-        <w:tc>
-          <w:tcPr>
-            <w:tcW w:type="dxa" w:w="3024"/>
-            <w:vAlign w:val="center"/>
-          </w:tcPr>
-          <w:p>
-            <w:pPr>
-              <w:spacing w:after="0"/>
-            </w:pPr>
-            <w:r/>
-            <w:r>
-              <w:rPr>
-                <w:rFonts w:ascii="Calibri" w:hAnsi="Calibri"/>
-                <w:b w:val="0"/>
-                <w:sz w:val="19"/>
-              </w:rPr>
-              <w:t>core.journals</w:t>
-            </w:r>
-          </w:p>
-        </w:tc>
-        <w:tc>
-          <w:tcPr>
-            <w:tcW w:type="dxa" w:w="3456"/>
-            <w:vAlign w:val="center"/>
-          </w:tcPr>
-          <w:p>
-            <w:pPr>
-              <w:spacing w:after="0"/>
-            </w:pPr>
-            <w:r/>
-            <w:r>
-              <w:rPr>
-                <w:rFonts w:ascii="Calibri" w:hAnsi="Calibri"/>
-                <w:b w:val="0"/>
-                <w:sz w:val="19"/>
-              </w:rPr>
-              <w:t>Canonical publication venues and OpenAlex sources.</w:t>
-            </w:r>
-          </w:p>
-        </w:tc>
-        <w:tc>
-          <w:tcPr>
-            <w:tcW w:type="dxa" w:w="2880"/>
-            <w:vAlign w:val="center"/>
-          </w:tcPr>
-          <w:p>
-            <w:pPr>
-              <w:spacing w:after="0"/>
-            </w:pPr>
-            <w:r/>
-            <w:r>
-              <w:rPr>
-                <w:rFonts w:ascii="Calibri" w:hAnsi="Calibri"/>
-                <w:b w:val="0"/>
-                <w:sz w:val="19"/>
-              </w:rPr>
-              <w:t>Includes ISSN, host org, counts, OA flags, h-index, publication years.</w:t>
-            </w:r>
-          </w:p>
-        </w:tc>
-      </w:tr>
-      <w:tr>
-        <w:tc>
-          <w:tcPr>
-            <w:tcW w:type="dxa" w:w="3024"/>
-            <w:vAlign w:val="center"/>
-          </w:tcPr>
-          <w:p>
-            <w:pPr>
-              <w:spacing w:after="0"/>
-            </w:pPr>
-            <w:r/>
-            <w:r>
-              <w:rPr>
-                <w:rFonts w:ascii="Calibri" w:hAnsi="Calibri"/>
-                <w:b w:val="0"/>
-                <w:sz w:val="19"/>
-              </w:rPr>
-              <w:t>core.journal_source_mappings</w:t>
-            </w:r>
-          </w:p>
-        </w:tc>
-        <w:tc>
-          <w:tcPr>
-            <w:tcW w:type="dxa" w:w="3456"/>
-            <w:vAlign w:val="center"/>
-          </w:tcPr>
-          <w:p>
-            <w:pPr>
-              <w:spacing w:after="0"/>
-            </w:pPr>
-            <w:r/>
-            <w:r>
-              <w:rPr>
-                <w:rFonts w:ascii="Calibri" w:hAnsi="Calibri"/>
-                <w:b w:val="0"/>
-                <w:sz w:val="19"/>
-              </w:rPr>
-              <w:t>Maps core journals to external source records.</w:t>
-            </w:r>
-          </w:p>
-        </w:tc>
-        <w:tc>
-          <w:tcPr>
-            <w:tcW w:type="dxa" w:w="2880"/>
-            <w:vAlign w:val="center"/>
-          </w:tcPr>
-          <w:p>
-            <w:pPr>
-              <w:spacing w:after="0"/>
-            </w:pPr>
-            <w:r/>
-            <w:r>
-              <w:rPr>
-                <w:rFonts w:ascii="Calibri" w:hAnsi="Calibri"/>
-                <w:b w:val="0"/>
-                <w:sz w:val="19"/>
-              </w:rPr>
-              <w:t>OpenAlex S ids are stored here as source_record_id.</w:t>
-            </w:r>
-          </w:p>
-        </w:tc>
-      </w:tr>
-      <w:tr>
-        <w:tc>
-          <w:tcPr>
-            <w:tcW w:type="dxa" w:w="3024"/>
-            <w:vAlign w:val="center"/>
-          </w:tcPr>
-          <w:p>
-            <w:pPr>
-              <w:spacing w:after="0"/>
-            </w:pPr>
-            <w:r/>
-            <w:r>
-              <w:rPr>
-                <w:rFonts w:ascii="Calibri" w:hAnsi="Calibri"/>
-                <w:b w:val="0"/>
-                <w:sz w:val="19"/>
-              </w:rPr>
-              <w:t>core.journal_topics</w:t>
-            </w:r>
-          </w:p>
-        </w:tc>
-        <w:tc>
-          <w:tcPr>
-            <w:tcW w:type="dxa" w:w="3456"/>
-            <w:vAlign w:val="center"/>
-          </w:tcPr>
-          <w:p>
-            <w:pPr>
-              <w:spacing w:after="0"/>
-            </w:pPr>
-            <w:r/>
-            <w:r>
-              <w:rPr>
-                <w:rFonts w:ascii="Calibri" w:hAnsi="Calibri"/>
-                <w:b w:val="0"/>
-                <w:sz w:val="19"/>
-              </w:rPr>
-              <w:t>Links journals/sources to research topics.</w:t>
-            </w:r>
-          </w:p>
-        </w:tc>
-        <w:tc>
-          <w:tcPr>
-            <w:tcW w:type="dxa" w:w="2880"/>
-            <w:vAlign w:val="center"/>
-          </w:tcPr>
-          <w:p>
-            <w:pPr>
-              <w:spacing w:after="0"/>
-            </w:pPr>
-            <w:r/>
-            <w:r>
-              <w:rPr>
-                <w:rFonts w:ascii="Calibri" w:hAnsi="Calibri"/>
-                <w:b w:val="0"/>
-                <w:sz w:val="19"/>
-              </w:rPr>
-              <w:t>Stores works_count and topic_share.</w:t>
-            </w:r>
-          </w:p>
-        </w:tc>
-      </w:tr>
-    </w:tbl>
-    <w:p/>
-    <w:p>
-      <w:pPr>
-        <w:pStyle w:val="Heading2"/>
-      </w:pPr>
-      <w:r>
-        <w:t>7.2 Paper Tables</w:t>
-      </w:r>
-    </w:p>
-    <w:tbl>
-      <w:tblPr>
-        <w:tblStyle w:val="TableGrid"/>
-        <w:tblW w:type="auto" w:w="0"/>
-        <w:jc w:val="center"/>
-        <w:tblLook w:firstColumn="1" w:firstRow="1" w:lastColumn="0" w:lastRow="0" w:noHBand="0" w:noVBand="1" w:val="04A0"/>
-      </w:tblPr>
-      <w:tblGrid>
-        <w:gridCol w:w="3120"/>
-        <w:gridCol w:w="3120"/>
-        <w:gridCol w:w="3120"/>
-      </w:tblGrid>
-      <w:tr>
-        <w:tc>
-          <w:tcPr>
-            <w:tcW w:type="dxa" w:w="3024"/>
-            <w:shd w:fill="E8EEF5"/>
-            <w:vAlign w:val="center"/>
-          </w:tcPr>
-          <w:p>
-            <w:pPr>
-              <w:spacing w:after="0"/>
-            </w:pPr>
-            <w:r/>
-            <w:r>
-              <w:rPr>
-                <w:rFonts w:ascii="Calibri" w:hAnsi="Calibri"/>
-                <w:b/>
-                <w:sz w:val="19"/>
-              </w:rPr>
-              <w:t>Table</w:t>
-            </w:r>
-          </w:p>
-        </w:tc>
-        <w:tc>
-          <w:tcPr>
-            <w:tcW w:type="dxa" w:w="3456"/>
-            <w:shd w:fill="E8EEF5"/>
-            <w:vAlign w:val="center"/>
-          </w:tcPr>
-          <w:p>
-            <w:pPr>
-              <w:spacing w:after="0"/>
-            </w:pPr>
-            <w:r/>
-            <w:r>
-              <w:rPr>
-                <w:rFonts w:ascii="Calibri" w:hAnsi="Calibri"/>
-                <w:b/>
-                <w:sz w:val="19"/>
-              </w:rPr>
-              <w:t>Purpose</w:t>
-            </w:r>
-          </w:p>
-        </w:tc>
-        <w:tc>
-          <w:tcPr>
-            <w:tcW w:type="dxa" w:w="2880"/>
-            <w:shd w:fill="E8EEF5"/>
-            <w:vAlign w:val="center"/>
-          </w:tcPr>
-          <w:p>
-            <w:pPr>
-              <w:spacing w:after="0"/>
-            </w:pPr>
-            <w:r/>
-            <w:r>
-              <w:rPr>
-                <w:rFonts w:ascii="Calibri" w:hAnsi="Calibri"/>
-                <w:b/>
-                <w:sz w:val="19"/>
-              </w:rPr>
-              <w:t>Notes</w:t>
-            </w:r>
-          </w:p>
-        </w:tc>
-      </w:tr>
-      <w:tr>
-        <w:tc>
-          <w:tcPr>
-            <w:tcW w:type="dxa" w:w="3024"/>
-            <w:vAlign w:val="center"/>
-          </w:tcPr>
-          <w:p>
-            <w:pPr>
-              <w:spacing w:after="0"/>
-            </w:pPr>
-            <w:r/>
-            <w:r>
-              <w:rPr>
-                <w:rFonts w:ascii="Calibri" w:hAnsi="Calibri"/>
-                <w:b w:val="0"/>
-                <w:sz w:val="19"/>
-              </w:rPr>
-              <w:t>core.papers</w:t>
-            </w:r>
-          </w:p>
-        </w:tc>
-        <w:tc>
-          <w:tcPr>
-            <w:tcW w:type="dxa" w:w="3456"/>
-            <w:vAlign w:val="center"/>
-          </w:tcPr>
-          <w:p>
-            <w:pPr>
-              <w:spacing w:after="0"/>
-            </w:pPr>
-            <w:r/>
-            <w:r>
-              <w:rPr>
-                <w:rFonts w:ascii="Calibri" w:hAnsi="Calibri"/>
-                <w:b w:val="0"/>
-                <w:sz w:val="19"/>
-              </w:rPr>
-              <w:t>Canonical research paper/work records.</w:t>
-            </w:r>
-          </w:p>
-        </w:tc>
-        <w:tc>
-          <w:tcPr>
-            <w:tcW w:type="dxa" w:w="2880"/>
-            <w:vAlign w:val="center"/>
-          </w:tcPr>
-          <w:p>
-            <w:pPr>
-              <w:spacing w:after="0"/>
-            </w:pPr>
-            <w:r/>
-            <w:r>
-              <w:rPr>
-                <w:rFonts w:ascii="Calibri" w:hAnsi="Calibri"/>
-                <w:b w:val="0"/>
-                <w:sz w:val="19"/>
-              </w:rPr>
-              <w:t>Stores DOI, title, abstract, publication data, OA/retraction flags, citation counts.</w:t>
-            </w:r>
-          </w:p>
-        </w:tc>
-      </w:tr>
-      <w:tr>
-        <w:tc>
-          <w:tcPr>
-            <w:tcW w:type="dxa" w:w="3024"/>
-            <w:vAlign w:val="center"/>
-          </w:tcPr>
-          <w:p>
-            <w:pPr>
-              <w:spacing w:after="0"/>
-            </w:pPr>
-            <w:r/>
-            <w:r>
-              <w:rPr>
-                <w:rFonts w:ascii="Calibri" w:hAnsi="Calibri"/>
-                <w:b w:val="0"/>
-                <w:sz w:val="19"/>
-              </w:rPr>
-              <w:t>core.paper_source_mappings</w:t>
-            </w:r>
-          </w:p>
-        </w:tc>
-        <w:tc>
-          <w:tcPr>
-            <w:tcW w:type="dxa" w:w="3456"/>
-            <w:vAlign w:val="center"/>
-          </w:tcPr>
-          <w:p>
-            <w:pPr>
-              <w:spacing w:after="0"/>
-            </w:pPr>
-            <w:r/>
-            <w:r>
-              <w:rPr>
-                <w:rFonts w:ascii="Calibri" w:hAnsi="Calibri"/>
-                <w:b w:val="0"/>
-                <w:sz w:val="19"/>
-              </w:rPr>
-              <w:t>Maps papers to external source records.</w:t>
-            </w:r>
-          </w:p>
-        </w:tc>
-        <w:tc>
-          <w:tcPr>
-            <w:tcW w:type="dxa" w:w="2880"/>
-            <w:vAlign w:val="center"/>
-          </w:tcPr>
-          <w:p>
-            <w:pPr>
-              <w:spacing w:after="0"/>
-            </w:pPr>
-            <w:r/>
-            <w:r>
-              <w:rPr>
-                <w:rFonts w:ascii="Calibri" w:hAnsi="Calibri"/>
-                <w:b w:val="0"/>
-                <w:sz w:val="19"/>
-              </w:rPr>
-              <w:t>OpenAlex W ids are stored here. Links to raw.openalex_works when available.</w:t>
-            </w:r>
-          </w:p>
-        </w:tc>
-      </w:tr>
-      <w:tr>
-        <w:tc>
-          <w:tcPr>
-            <w:tcW w:type="dxa" w:w="3024"/>
-            <w:vAlign w:val="center"/>
-          </w:tcPr>
-          <w:p>
-            <w:pPr>
-              <w:spacing w:after="0"/>
-            </w:pPr>
-            <w:r/>
-            <w:r>
-              <w:rPr>
-                <w:rFonts w:ascii="Calibri" w:hAnsi="Calibri"/>
-                <w:b w:val="0"/>
-                <w:sz w:val="19"/>
-              </w:rPr>
-              <w:t>core.paper_authors</w:t>
-            </w:r>
-          </w:p>
-        </w:tc>
-        <w:tc>
-          <w:tcPr>
-            <w:tcW w:type="dxa" w:w="3456"/>
-            <w:vAlign w:val="center"/>
-          </w:tcPr>
-          <w:p>
-            <w:pPr>
-              <w:spacing w:after="0"/>
-            </w:pPr>
-            <w:r/>
-            <w:r>
-              <w:rPr>
-                <w:rFonts w:ascii="Calibri" w:hAnsi="Calibri"/>
-                <w:b w:val="0"/>
-                <w:sz w:val="19"/>
-              </w:rPr>
-              <w:t>Many-to-many paper-author relation.</w:t>
-            </w:r>
-          </w:p>
-        </w:tc>
-        <w:tc>
-          <w:tcPr>
-            <w:tcW w:type="dxa" w:w="2880"/>
-            <w:vAlign w:val="center"/>
-          </w:tcPr>
-          <w:p>
-            <w:pPr>
-              <w:spacing w:after="0"/>
-            </w:pPr>
-            <w:r/>
-            <w:r>
-              <w:rPr>
-                <w:rFonts w:ascii="Calibri" w:hAnsi="Calibri"/>
-                <w:b w:val="0"/>
-                <w:sz w:val="19"/>
-              </w:rPr>
-              <w:t>Stores author order, position, raw author name, corresponding flag.</w:t>
-            </w:r>
-          </w:p>
-        </w:tc>
-      </w:tr>
-      <w:tr>
-        <w:tc>
-          <w:tcPr>
-            <w:tcW w:type="dxa" w:w="3024"/>
-            <w:vAlign w:val="center"/>
-          </w:tcPr>
-          <w:p>
-            <w:pPr>
-              <w:spacing w:after="0"/>
-            </w:pPr>
-            <w:r/>
-            <w:r>
-              <w:rPr>
-                <w:rFonts w:ascii="Calibri" w:hAnsi="Calibri"/>
-                <w:b w:val="0"/>
-                <w:sz w:val="19"/>
-              </w:rPr>
-              <w:t>core.paper_keywords</w:t>
-            </w:r>
-          </w:p>
-        </w:tc>
-        <w:tc>
-          <w:tcPr>
-            <w:tcW w:type="dxa" w:w="3456"/>
-            <w:vAlign w:val="center"/>
-          </w:tcPr>
-          <w:p>
-            <w:pPr>
-              <w:spacing w:after="0"/>
-            </w:pPr>
-            <w:r/>
-            <w:r>
-              <w:rPr>
-                <w:rFonts w:ascii="Calibri" w:hAnsi="Calibri"/>
-                <w:b w:val="0"/>
-                <w:sz w:val="19"/>
-              </w:rPr>
-              <w:t>Many-to-many paper-keyword relation.</w:t>
-            </w:r>
-          </w:p>
-        </w:tc>
-        <w:tc>
-          <w:tcPr>
-            <w:tcW w:type="dxa" w:w="2880"/>
-            <w:vAlign w:val="center"/>
-          </w:tcPr>
-          <w:p>
-            <w:pPr>
-              <w:spacing w:after="0"/>
-            </w:pPr>
-            <w:r/>
-            <w:r>
-              <w:rPr>
-                <w:rFonts w:ascii="Calibri" w:hAnsi="Calibri"/>
-                <w:b w:val="0"/>
-                <w:sz w:val="19"/>
-              </w:rPr>
-              <w:t>Stores keyword score and source_id.</w:t>
-            </w:r>
-          </w:p>
-        </w:tc>
-      </w:tr>
-      <w:tr>
-        <w:tc>
-          <w:tcPr>
-            <w:tcW w:type="dxa" w:w="3024"/>
-            <w:vAlign w:val="center"/>
-          </w:tcPr>
-          <w:p>
-            <w:pPr>
-              <w:spacing w:after="0"/>
-            </w:pPr>
-            <w:r/>
-            <w:r>
-              <w:rPr>
-                <w:rFonts w:ascii="Calibri" w:hAnsi="Calibri"/>
-                <w:b w:val="0"/>
-                <w:sz w:val="19"/>
-              </w:rPr>
-              <w:t>core.paper_topics</w:t>
-            </w:r>
-          </w:p>
-        </w:tc>
-        <w:tc>
-          <w:tcPr>
-            <w:tcW w:type="dxa" w:w="3456"/>
-            <w:vAlign w:val="center"/>
-          </w:tcPr>
-          <w:p>
-            <w:pPr>
-              <w:spacing w:after="0"/>
-            </w:pPr>
-            <w:r/>
-            <w:r>
-              <w:rPr>
-                <w:rFonts w:ascii="Calibri" w:hAnsi="Calibri"/>
-                <w:b w:val="0"/>
-                <w:sz w:val="19"/>
-              </w:rPr>
-              <w:t>Many-to-many paper-topic relation.</w:t>
-            </w:r>
-          </w:p>
-        </w:tc>
-        <w:tc>
-          <w:tcPr>
-            <w:tcW w:type="dxa" w:w="2880"/>
-            <w:vAlign w:val="center"/>
-          </w:tcPr>
-          <w:p>
-            <w:pPr>
-              <w:spacing w:after="0"/>
-            </w:pPr>
-            <w:r/>
-            <w:r>
-              <w:rPr>
-                <w:rFonts w:ascii="Calibri" w:hAnsi="Calibri"/>
-                <w:b w:val="0"/>
-                <w:sz w:val="19"/>
-              </w:rPr>
-              <w:t>Stores topic score and source_id.</w:t>
-            </w:r>
-          </w:p>
-        </w:tc>
-      </w:tr>
-    </w:tbl>
-    <w:p/>
-    <w:p>
-      <w:pPr>
-        <w:pStyle w:val="Heading2"/>
-      </w:pPr>
-      <w:r>
-        <w:t>7.3 Author Tables</w:t>
-      </w:r>
-    </w:p>
-    <w:tbl>
-      <w:tblPr>
-        <w:tblStyle w:val="TableGrid"/>
-        <w:tblW w:type="auto" w:w="0"/>
-        <w:jc w:val="center"/>
-        <w:tblLook w:firstColumn="1" w:firstRow="1" w:lastColumn="0" w:lastRow="0" w:noHBand="0" w:noVBand="1" w:val="04A0"/>
-      </w:tblPr>
-      <w:tblGrid>
-        <w:gridCol w:w="3120"/>
-        <w:gridCol w:w="3120"/>
-        <w:gridCol w:w="3120"/>
-      </w:tblGrid>
-      <w:tr>
-        <w:tc>
-          <w:tcPr>
-            <w:tcW w:type="dxa" w:w="3024"/>
-            <w:shd w:fill="E8EEF5"/>
-            <w:vAlign w:val="center"/>
-          </w:tcPr>
-          <w:p>
-            <w:pPr>
-              <w:spacing w:after="0"/>
-            </w:pPr>
-            <w:r/>
-            <w:r>
-              <w:rPr>
-                <w:rFonts w:ascii="Calibri" w:hAnsi="Calibri"/>
-                <w:b/>
-                <w:sz w:val="19"/>
-              </w:rPr>
-              <w:t>Table</w:t>
-            </w:r>
-          </w:p>
-        </w:tc>
-        <w:tc>
-          <w:tcPr>
-            <w:tcW w:type="dxa" w:w="3456"/>
-            <w:shd w:fill="E8EEF5"/>
-            <w:vAlign w:val="center"/>
-          </w:tcPr>
-          <w:p>
-            <w:pPr>
-              <w:spacing w:after="0"/>
-            </w:pPr>
-            <w:r/>
-            <w:r>
-              <w:rPr>
-                <w:rFonts w:ascii="Calibri" w:hAnsi="Calibri"/>
-                <w:b/>
-                <w:sz w:val="19"/>
-              </w:rPr>
-              <w:t>Purpose</w:t>
-            </w:r>
-          </w:p>
-        </w:tc>
-        <w:tc>
-          <w:tcPr>
-            <w:tcW w:type="dxa" w:w="2880"/>
-            <w:shd w:fill="E8EEF5"/>
-            <w:vAlign w:val="center"/>
-          </w:tcPr>
-          <w:p>
-            <w:pPr>
-              <w:spacing w:after="0"/>
-            </w:pPr>
-            <w:r/>
-            <w:r>
-              <w:rPr>
-                <w:rFonts w:ascii="Calibri" w:hAnsi="Calibri"/>
-                <w:b/>
-                <w:sz w:val="19"/>
-              </w:rPr>
-              <w:t>Notes</w:t>
-            </w:r>
-          </w:p>
-        </w:tc>
-      </w:tr>
-      <w:tr>
-        <w:tc>
-          <w:tcPr>
-            <w:tcW w:type="dxa" w:w="3024"/>
-            <w:vAlign w:val="center"/>
-          </w:tcPr>
-          <w:p>
-            <w:pPr>
-              <w:spacing w:after="0"/>
-            </w:pPr>
-            <w:r/>
-            <w:r>
-              <w:rPr>
-                <w:rFonts w:ascii="Calibri" w:hAnsi="Calibri"/>
-                <w:b w:val="0"/>
-                <w:sz w:val="19"/>
-              </w:rPr>
-              <w:t>core.authors</w:t>
-            </w:r>
-          </w:p>
-        </w:tc>
-        <w:tc>
-          <w:tcPr>
-            <w:tcW w:type="dxa" w:w="3456"/>
-            <w:vAlign w:val="center"/>
-          </w:tcPr>
-          <w:p>
-            <w:pPr>
-              <w:spacing w:after="0"/>
-            </w:pPr>
-            <w:r/>
-            <w:r>
-              <w:rPr>
-                <w:rFonts w:ascii="Calibri" w:hAnsi="Calibri"/>
-                <w:b w:val="0"/>
-                <w:sz w:val="19"/>
-              </w:rPr>
-              <w:t>Canonical author profiles.</w:t>
-            </w:r>
-          </w:p>
-        </w:tc>
-        <w:tc>
-          <w:tcPr>
-            <w:tcW w:type="dxa" w:w="2880"/>
-            <w:vAlign w:val="center"/>
-          </w:tcPr>
-          <w:p>
-            <w:pPr>
-              <w:spacing w:after="0"/>
-            </w:pPr>
-            <w:r/>
-            <w:r>
-              <w:rPr>
-                <w:rFonts w:ascii="Calibri" w:hAnsi="Calibri"/>
-                <w:b w:val="0"/>
-                <w:sz w:val="19"/>
-              </w:rPr>
-              <w:t>Stores display_name, ORCID, works/citation stats, affiliations, topics, counts_by_year JSON.</w:t>
-            </w:r>
-          </w:p>
-        </w:tc>
-      </w:tr>
-      <w:tr>
-        <w:tc>
-          <w:tcPr>
-            <w:tcW w:type="dxa" w:w="3024"/>
-            <w:vAlign w:val="center"/>
-          </w:tcPr>
-          <w:p>
-            <w:pPr>
-              <w:spacing w:after="0"/>
-            </w:pPr>
-            <w:r/>
-            <w:r>
-              <w:rPr>
-                <w:rFonts w:ascii="Calibri" w:hAnsi="Calibri"/>
-                <w:b w:val="0"/>
-                <w:sz w:val="19"/>
-              </w:rPr>
-              <w:t>core.author_source_mappings</w:t>
-            </w:r>
-          </w:p>
-        </w:tc>
-        <w:tc>
-          <w:tcPr>
-            <w:tcW w:type="dxa" w:w="3456"/>
-            <w:vAlign w:val="center"/>
-          </w:tcPr>
-          <w:p>
-            <w:pPr>
-              <w:spacing w:after="0"/>
-            </w:pPr>
-            <w:r/>
-            <w:r>
-              <w:rPr>
-                <w:rFonts w:ascii="Calibri" w:hAnsi="Calibri"/>
-                <w:b w:val="0"/>
-                <w:sz w:val="19"/>
-              </w:rPr>
-              <w:t>Maps authors to external source records.</w:t>
-            </w:r>
-          </w:p>
-        </w:tc>
-        <w:tc>
-          <w:tcPr>
-            <w:tcW w:type="dxa" w:w="2880"/>
-            <w:vAlign w:val="center"/>
-          </w:tcPr>
-          <w:p>
-            <w:pPr>
-              <w:spacing w:after="0"/>
-            </w:pPr>
-            <w:r/>
-            <w:r>
-              <w:rPr>
-                <w:rFonts w:ascii="Calibri" w:hAnsi="Calibri"/>
-                <w:b w:val="0"/>
-                <w:sz w:val="19"/>
-              </w:rPr>
-              <w:t>OpenAlex A ids are stored here. Links to raw.openalex_authors when enriched.</w:t>
-            </w:r>
-          </w:p>
-        </w:tc>
-      </w:tr>
-    </w:tbl>
-    <w:p/>
-    <w:p>
-      <w:pPr>
-        <w:pStyle w:val="Heading2"/>
-      </w:pPr>
-      <w:r>
-        <w:t>7.4 Keyword and Taxonomy Tables</w:t>
-      </w:r>
-    </w:p>
-    <w:tbl>
-      <w:tblPr>
-        <w:tblStyle w:val="TableGrid"/>
-        <w:tblW w:type="auto" w:w="0"/>
-        <w:jc w:val="center"/>
-        <w:tblLook w:firstColumn="1" w:firstRow="1" w:lastColumn="0" w:lastRow="0" w:noHBand="0" w:noVBand="1" w:val="04A0"/>
-      </w:tblPr>
-      <w:tblGrid>
-        <w:gridCol w:w="3120"/>
-        <w:gridCol w:w="3120"/>
-        <w:gridCol w:w="3120"/>
-      </w:tblGrid>
-      <w:tr>
-        <w:tc>
-          <w:tcPr>
-            <w:tcW w:type="dxa" w:w="3456"/>
-            <w:shd w:fill="E8EEF5"/>
-            <w:vAlign w:val="center"/>
-          </w:tcPr>
-          <w:p>
-            <w:pPr>
-              <w:spacing w:after="0"/>
-            </w:pPr>
-            <w:r/>
-            <w:r>
-              <w:rPr>
-                <w:rFonts w:ascii="Calibri" w:hAnsi="Calibri"/>
-                <w:b/>
-                <w:sz w:val="19"/>
-              </w:rPr>
-              <w:t>Table group</w:t>
-            </w:r>
-          </w:p>
-        </w:tc>
-        <w:tc>
-          <w:tcPr>
-            <w:tcW w:type="dxa" w:w="3456"/>
-            <w:shd w:fill="E8EEF5"/>
-            <w:vAlign w:val="center"/>
-          </w:tcPr>
-          <w:p>
-            <w:pPr>
-              <w:spacing w:after="0"/>
-            </w:pPr>
-            <w:r/>
-            <w:r>
-              <w:rPr>
-                <w:rFonts w:ascii="Calibri" w:hAnsi="Calibri"/>
-                <w:b/>
-                <w:sz w:val="19"/>
-              </w:rPr>
-              <w:t>Purpose</w:t>
-            </w:r>
-          </w:p>
-        </w:tc>
-        <w:tc>
-          <w:tcPr>
-            <w:tcW w:type="dxa" w:w="2448"/>
-            <w:shd w:fill="E8EEF5"/>
-            <w:vAlign w:val="center"/>
-          </w:tcPr>
-          <w:p>
-            <w:pPr>
-              <w:spacing w:after="0"/>
-            </w:pPr>
-            <w:r/>
-            <w:r>
-              <w:rPr>
-                <w:rFonts w:ascii="Calibri" w:hAnsi="Calibri"/>
-                <w:b/>
-                <w:sz w:val="19"/>
-              </w:rPr>
-              <w:t>Notes</w:t>
-            </w:r>
-          </w:p>
-        </w:tc>
-      </w:tr>
-      <w:tr>
-        <w:tc>
-          <w:tcPr>
-            <w:tcW w:type="dxa" w:w="3456"/>
-            <w:vAlign w:val="center"/>
-          </w:tcPr>
-          <w:p>
-            <w:pPr>
-              <w:spacing w:after="0"/>
-            </w:pPr>
-            <w:r/>
-            <w:r>
-              <w:rPr>
-                <w:rFonts w:ascii="Calibri" w:hAnsi="Calibri"/>
-                <w:b w:val="0"/>
-                <w:sz w:val="19"/>
-              </w:rPr>
-              <w:t>core.keywords + mappings</w:t>
-            </w:r>
-          </w:p>
-        </w:tc>
-        <w:tc>
-          <w:tcPr>
-            <w:tcW w:type="dxa" w:w="3456"/>
-            <w:vAlign w:val="center"/>
-          </w:tcPr>
-          <w:p>
-            <w:pPr>
-              <w:spacing w:after="0"/>
-            </w:pPr>
-            <w:r/>
-            <w:r>
-              <w:rPr>
-                <w:rFonts w:ascii="Calibri" w:hAnsi="Calibri"/>
-                <w:b w:val="0"/>
-                <w:sz w:val="19"/>
-              </w:rPr>
-              <w:t>Canonical keyword dictionary and source mappings.</w:t>
-            </w:r>
-          </w:p>
-        </w:tc>
-        <w:tc>
-          <w:tcPr>
-            <w:tcW w:type="dxa" w:w="2448"/>
-            <w:vAlign w:val="center"/>
-          </w:tcPr>
-          <w:p>
-            <w:pPr>
-              <w:spacing w:after="0"/>
-            </w:pPr>
-            <w:r/>
-            <w:r>
-              <w:rPr>
-                <w:rFonts w:ascii="Calibri" w:hAnsi="Calibri"/>
-                <w:b w:val="0"/>
-                <w:sz w:val="19"/>
-              </w:rPr>
-              <w:t>Supports paper keyword search/trends.</w:t>
-            </w:r>
-          </w:p>
-        </w:tc>
-      </w:tr>
-      <w:tr>
-        <w:tc>
-          <w:tcPr>
-            <w:tcW w:type="dxa" w:w="3456"/>
-            <w:vAlign w:val="center"/>
-          </w:tcPr>
-          <w:p>
-            <w:pPr>
-              <w:spacing w:after="0"/>
-            </w:pPr>
-            <w:r/>
-            <w:r>
-              <w:rPr>
-                <w:rFonts w:ascii="Calibri" w:hAnsi="Calibri"/>
-                <w:b w:val="0"/>
-                <w:sz w:val="19"/>
-              </w:rPr>
-              <w:t>core.research_domains</w:t>
-            </w:r>
-          </w:p>
-        </w:tc>
-        <w:tc>
-          <w:tcPr>
-            <w:tcW w:type="dxa" w:w="3456"/>
-            <w:vAlign w:val="center"/>
-          </w:tcPr>
-          <w:p>
-            <w:pPr>
-              <w:spacing w:after="0"/>
-            </w:pPr>
-            <w:r/>
-            <w:r>
-              <w:rPr>
-                <w:rFonts w:ascii="Calibri" w:hAnsi="Calibri"/>
-                <w:b w:val="0"/>
-                <w:sz w:val="19"/>
-              </w:rPr>
-              <w:t>Top-level research domains.</w:t>
-            </w:r>
-          </w:p>
-        </w:tc>
-        <w:tc>
-          <w:tcPr>
-            <w:tcW w:type="dxa" w:w="2448"/>
-            <w:vAlign w:val="center"/>
-          </w:tcPr>
-          <w:p>
-            <w:pPr>
-              <w:spacing w:after="0"/>
-            </w:pPr>
-            <w:r/>
-            <w:r>
-              <w:rPr>
-                <w:rFonts w:ascii="Calibri" w:hAnsi="Calibri"/>
-                <w:b w:val="0"/>
-                <w:sz w:val="19"/>
-              </w:rPr>
-              <w:t>Example: Physical Sciences.</w:t>
-            </w:r>
-          </w:p>
-        </w:tc>
-      </w:tr>
-      <w:tr>
-        <w:tc>
-          <w:tcPr>
-            <w:tcW w:type="dxa" w:w="3456"/>
-            <w:vAlign w:val="center"/>
-          </w:tcPr>
-          <w:p>
-            <w:pPr>
-              <w:spacing w:after="0"/>
-            </w:pPr>
-            <w:r/>
-            <w:r>
-              <w:rPr>
-                <w:rFonts w:ascii="Calibri" w:hAnsi="Calibri"/>
-                <w:b w:val="0"/>
-                <w:sz w:val="19"/>
-              </w:rPr>
-              <w:t>core.research_fields</w:t>
-            </w:r>
-          </w:p>
-        </w:tc>
-        <w:tc>
-          <w:tcPr>
-            <w:tcW w:type="dxa" w:w="3456"/>
-            <w:vAlign w:val="center"/>
-          </w:tcPr>
-          <w:p>
-            <w:pPr>
-              <w:spacing w:after="0"/>
-            </w:pPr>
-            <w:r/>
-            <w:r>
-              <w:rPr>
-                <w:rFonts w:ascii="Calibri" w:hAnsi="Calibri"/>
-                <w:b w:val="0"/>
-                <w:sz w:val="19"/>
-              </w:rPr>
-              <w:t>Research fields under domains.</w:t>
-            </w:r>
-          </w:p>
-        </w:tc>
-        <w:tc>
-          <w:tcPr>
-            <w:tcW w:type="dxa" w:w="2448"/>
-            <w:vAlign w:val="center"/>
-          </w:tcPr>
-          <w:p>
-            <w:pPr>
-              <w:spacing w:after="0"/>
-            </w:pPr>
-            <w:r/>
-            <w:r>
-              <w:rPr>
-                <w:rFonts w:ascii="Calibri" w:hAnsi="Calibri"/>
-                <w:b w:val="0"/>
-                <w:sz w:val="19"/>
-              </w:rPr>
-              <w:t>Example: Computer Science.</w:t>
-            </w:r>
-          </w:p>
-        </w:tc>
-      </w:tr>
-      <w:tr>
-        <w:tc>
-          <w:tcPr>
-            <w:tcW w:type="dxa" w:w="3456"/>
-            <w:vAlign w:val="center"/>
-          </w:tcPr>
-          <w:p>
-            <w:pPr>
-              <w:spacing w:after="0"/>
-            </w:pPr>
-            <w:r/>
-            <w:r>
-              <w:rPr>
-                <w:rFonts w:ascii="Calibri" w:hAnsi="Calibri"/>
-                <w:b w:val="0"/>
-                <w:sz w:val="19"/>
-              </w:rPr>
-              <w:t>core.research_subfields</w:t>
-            </w:r>
-          </w:p>
-        </w:tc>
-        <w:tc>
-          <w:tcPr>
-            <w:tcW w:type="dxa" w:w="3456"/>
-            <w:vAlign w:val="center"/>
-          </w:tcPr>
-          <w:p>
-            <w:pPr>
-              <w:spacing w:after="0"/>
-            </w:pPr>
-            <w:r/>
-            <w:r>
-              <w:rPr>
-                <w:rFonts w:ascii="Calibri" w:hAnsi="Calibri"/>
-                <w:b w:val="0"/>
-                <w:sz w:val="19"/>
-              </w:rPr>
-              <w:t>Research subfields under fields.</w:t>
-            </w:r>
-          </w:p>
-        </w:tc>
-        <w:tc>
-          <w:tcPr>
-            <w:tcW w:type="dxa" w:w="2448"/>
-            <w:vAlign w:val="center"/>
-          </w:tcPr>
-          <w:p>
-            <w:pPr>
-              <w:spacing w:after="0"/>
-            </w:pPr>
-            <w:r/>
-            <w:r>
-              <w:rPr>
-                <w:rFonts w:ascii="Calibri" w:hAnsi="Calibri"/>
-                <w:b w:val="0"/>
-                <w:sz w:val="19"/>
-              </w:rPr>
-              <w:t>Example: Artificial Intelligence.</w:t>
-            </w:r>
-          </w:p>
-        </w:tc>
-      </w:tr>
-      <w:tr>
-        <w:tc>
-          <w:tcPr>
-            <w:tcW w:type="dxa" w:w="3456"/>
-            <w:vAlign w:val="center"/>
-          </w:tcPr>
-          <w:p>
-            <w:pPr>
-              <w:spacing w:after="0"/>
-            </w:pPr>
-            <w:r/>
-            <w:r>
-              <w:rPr>
-                <w:rFonts w:ascii="Calibri" w:hAnsi="Calibri"/>
-                <w:b w:val="0"/>
-                <w:sz w:val="19"/>
-              </w:rPr>
-              <w:t>core.research_topics</w:t>
-            </w:r>
-          </w:p>
-        </w:tc>
-        <w:tc>
-          <w:tcPr>
-            <w:tcW w:type="dxa" w:w="3456"/>
-            <w:vAlign w:val="center"/>
-          </w:tcPr>
-          <w:p>
-            <w:pPr>
-              <w:spacing w:after="0"/>
-            </w:pPr>
-            <w:r/>
-            <w:r>
-              <w:rPr>
-                <w:rFonts w:ascii="Calibri" w:hAnsi="Calibri"/>
-                <w:b w:val="0"/>
-                <w:sz w:val="19"/>
-              </w:rPr>
-              <w:t>Research topics under subfields.</w:t>
-            </w:r>
-          </w:p>
-        </w:tc>
-        <w:tc>
-          <w:tcPr>
-            <w:tcW w:type="dxa" w:w="2448"/>
-            <w:vAlign w:val="center"/>
-          </w:tcPr>
-          <w:p>
-            <w:pPr>
-              <w:spacing w:after="0"/>
-            </w:pPr>
-            <w:r/>
-            <w:r>
-              <w:rPr>
-                <w:rFonts w:ascii="Calibri" w:hAnsi="Calibri"/>
-                <w:b w:val="0"/>
-                <w:sz w:val="19"/>
-              </w:rPr>
-              <w:t>Example: Magnetic confinement fusion research.</w:t>
-            </w:r>
-          </w:p>
-        </w:tc>
-      </w:tr>
-      <w:tr>
-        <w:tc>
-          <w:tcPr>
-            <w:tcW w:type="dxa" w:w="3456"/>
-            <w:vAlign w:val="center"/>
-          </w:tcPr>
-          <w:p>
-            <w:pPr>
-              <w:spacing w:after="0"/>
-            </w:pPr>
-            <w:r/>
-            <w:r>
-              <w:rPr>
-                <w:rFonts w:ascii="Calibri" w:hAnsi="Calibri"/>
-                <w:b w:val="0"/>
-                <w:sz w:val="19"/>
-              </w:rPr>
-              <w:t>domain/field/subfield/topic source mappings</w:t>
-            </w:r>
-          </w:p>
-        </w:tc>
-        <w:tc>
-          <w:tcPr>
-            <w:tcW w:type="dxa" w:w="3456"/>
-            <w:vAlign w:val="center"/>
-          </w:tcPr>
-          <w:p>
-            <w:pPr>
-              <w:spacing w:after="0"/>
-            </w:pPr>
-            <w:r/>
-            <w:r>
-              <w:rPr>
-                <w:rFonts w:ascii="Calibri" w:hAnsi="Calibri"/>
-                <w:b w:val="0"/>
-                <w:sz w:val="19"/>
-              </w:rPr>
-              <w:t>External id mapping for taxonomy entities.</w:t>
-            </w:r>
-          </w:p>
-        </w:tc>
-        <w:tc>
-          <w:tcPr>
-            <w:tcW w:type="dxa" w:w="2448"/>
-            <w:vAlign w:val="center"/>
-          </w:tcPr>
-          <w:p>
-            <w:pPr>
-              <w:spacing w:after="0"/>
-            </w:pPr>
-            <w:r/>
-            <w:r>
-              <w:rPr>
-                <w:rFonts w:ascii="Calibri" w:hAnsi="Calibri"/>
-                <w:b w:val="0"/>
-                <w:sz w:val="19"/>
-              </w:rPr>
-              <w:t>Preserves OpenAlex taxonomy ids and source JSON.</w:t>
-            </w:r>
-          </w:p>
-        </w:tc>
-      </w:tr>
-    </w:tbl>
-    <w:p/>
-    <w:p>
-      <w:pPr>
-        <w:pStyle w:val="Heading1"/>
-      </w:pPr>
-      <w:r>
-        <w:t>8. Important Constraints and Validation</w:t>
-      </w:r>
-    </w:p>
-    <w:tbl>
-      <w:tblPr>
-        <w:tblStyle w:val="TableGrid"/>
-        <w:tblW w:type="auto" w:w="0"/>
-        <w:jc w:val="center"/>
-        <w:tblLook w:firstColumn="1" w:firstRow="1" w:lastColumn="0" w:lastRow="0" w:noHBand="0" w:noVBand="1" w:val="04A0"/>
-      </w:tblPr>
-      <w:tblGrid>
-        <w:gridCol w:w="3120"/>
-        <w:gridCol w:w="3120"/>
-        <w:gridCol w:w="3120"/>
-      </w:tblGrid>
-      <w:tr>
-        <w:tc>
-          <w:tcPr>
-            <w:tcW w:type="dxa" w:w="2448"/>
-            <w:shd w:fill="E8EEF5"/>
-            <w:vAlign w:val="center"/>
-          </w:tcPr>
-          <w:p>
-            <w:pPr>
-              <w:spacing w:after="0"/>
-            </w:pPr>
-            <w:r/>
-            <w:r>
-              <w:rPr>
-                <w:rFonts w:ascii="Calibri" w:hAnsi="Calibri"/>
-                <w:b/>
-                <w:sz w:val="19"/>
-              </w:rPr>
-              <w:t>Constraint type</w:t>
-            </w:r>
-          </w:p>
-        </w:tc>
-        <w:tc>
-          <w:tcPr>
-            <w:tcW w:type="dxa" w:w="3600"/>
-            <w:shd w:fill="E8EEF5"/>
-            <w:vAlign w:val="center"/>
-          </w:tcPr>
-          <w:p>
-            <w:pPr>
-              <w:spacing w:after="0"/>
-            </w:pPr>
-            <w:r/>
-            <w:r>
-              <w:rPr>
-                <w:rFonts w:ascii="Calibri" w:hAnsi="Calibri"/>
-                <w:b/>
-                <w:sz w:val="19"/>
-              </w:rPr>
-              <w:t>Examples</w:t>
-            </w:r>
-          </w:p>
-        </w:tc>
-        <w:tc>
-          <w:tcPr>
-            <w:tcW w:type="dxa" w:w="3312"/>
-            <w:shd w:fill="E8EEF5"/>
-            <w:vAlign w:val="center"/>
-          </w:tcPr>
-          <w:p>
-            <w:pPr>
-              <w:spacing w:after="0"/>
-            </w:pPr>
-            <w:r/>
-            <w:r>
-              <w:rPr>
-                <w:rFonts w:ascii="Calibri" w:hAnsi="Calibri"/>
-                <w:b/>
-                <w:sz w:val="19"/>
-              </w:rPr>
-              <w:t>Purpose</w:t>
-            </w:r>
-          </w:p>
-        </w:tc>
-      </w:tr>
-      <w:tr>
-        <w:tc>
-          <w:tcPr>
-            <w:tcW w:type="dxa" w:w="2448"/>
-            <w:vAlign w:val="center"/>
-          </w:tcPr>
-          <w:p>
-            <w:pPr>
-              <w:spacing w:after="0"/>
-            </w:pPr>
-            <w:r/>
-            <w:r>
-              <w:rPr>
-                <w:rFonts w:ascii="Calibri" w:hAnsi="Calibri"/>
-                <w:b w:val="0"/>
-                <w:sz w:val="19"/>
-              </w:rPr>
-              <w:t>Uniqueness</w:t>
-            </w:r>
-          </w:p>
-        </w:tc>
-        <w:tc>
-          <w:tcPr>
-            <w:tcW w:type="dxa" w:w="3600"/>
-            <w:vAlign w:val="center"/>
-          </w:tcPr>
-          <w:p>
-            <w:pPr>
-              <w:spacing w:after="0"/>
-            </w:pPr>
-            <w:r/>
-            <w:r>
-              <w:rPr>
-                <w:rFonts w:ascii="Calibri" w:hAnsi="Calibri"/>
-                <w:b w:val="0"/>
-                <w:sz w:val="19"/>
-              </w:rPr>
-              <w:t>source_id + source_record_id on mapping/raw tables.</w:t>
-            </w:r>
-          </w:p>
-        </w:tc>
-        <w:tc>
-          <w:tcPr>
-            <w:tcW w:type="dxa" w:w="3312"/>
-            <w:vAlign w:val="center"/>
-          </w:tcPr>
-          <w:p>
-            <w:pPr>
-              <w:spacing w:after="0"/>
-            </w:pPr>
-            <w:r/>
-            <w:r>
-              <w:rPr>
-                <w:rFonts w:ascii="Calibri" w:hAnsi="Calibri"/>
-                <w:b w:val="0"/>
-                <w:sz w:val="19"/>
-              </w:rPr>
-              <w:t>Prevents duplicate external records per source.</w:t>
-            </w:r>
-          </w:p>
-        </w:tc>
-      </w:tr>
-      <w:tr>
-        <w:tc>
-          <w:tcPr>
-            <w:tcW w:type="dxa" w:w="2448"/>
-            <w:vAlign w:val="center"/>
-          </w:tcPr>
-          <w:p>
-            <w:pPr>
-              <w:spacing w:after="0"/>
-            </w:pPr>
-            <w:r/>
-            <w:r>
-              <w:rPr>
-                <w:rFonts w:ascii="Calibri" w:hAnsi="Calibri"/>
-                <w:b w:val="0"/>
-                <w:sz w:val="19"/>
-              </w:rPr>
-              <w:t>JSON checks</w:t>
-            </w:r>
-          </w:p>
-        </w:tc>
-        <w:tc>
-          <w:tcPr>
-            <w:tcW w:type="dxa" w:w="3600"/>
-            <w:vAlign w:val="center"/>
-          </w:tcPr>
-          <w:p>
-            <w:pPr>
-              <w:spacing w:after="0"/>
-            </w:pPr>
-            <w:r/>
-            <w:r>
-              <w:rPr>
-                <w:rFonts w:ascii="Calibri" w:hAnsi="Calibri"/>
-                <w:b w:val="0"/>
-                <w:sz w:val="19"/>
-              </w:rPr>
-              <w:t>raw_data, metadata, source_specific_data, counts_by_year.</w:t>
-            </w:r>
-          </w:p>
-        </w:tc>
-        <w:tc>
-          <w:tcPr>
-            <w:tcW w:type="dxa" w:w="3312"/>
-            <w:vAlign w:val="center"/>
-          </w:tcPr>
-          <w:p>
-            <w:pPr>
-              <w:spacing w:after="0"/>
-            </w:pPr>
-            <w:r/>
-            <w:r>
-              <w:rPr>
-                <w:rFonts w:ascii="Calibri" w:hAnsi="Calibri"/>
-                <w:b w:val="0"/>
-                <w:sz w:val="19"/>
-              </w:rPr>
-              <w:t>Rejects malformed JSON strings.</w:t>
-            </w:r>
-          </w:p>
-        </w:tc>
-      </w:tr>
-      <w:tr>
-        <w:tc>
-          <w:tcPr>
-            <w:tcW w:type="dxa" w:w="2448"/>
-            <w:vAlign w:val="center"/>
-          </w:tcPr>
-          <w:p>
-            <w:pPr>
-              <w:spacing w:after="0"/>
-            </w:pPr>
-            <w:r/>
-            <w:r>
-              <w:rPr>
-                <w:rFonts w:ascii="Calibri" w:hAnsi="Calibri"/>
-                <w:b w:val="0"/>
-                <w:sz w:val="19"/>
-              </w:rPr>
-              <w:t>Status checks</w:t>
-            </w:r>
-          </w:p>
-        </w:tc>
-        <w:tc>
-          <w:tcPr>
-            <w:tcW w:type="dxa" w:w="3600"/>
-            <w:vAlign w:val="center"/>
-          </w:tcPr>
-          <w:p>
-            <w:pPr>
-              <w:spacing w:after="0"/>
-            </w:pPr>
-            <w:r/>
-            <w:r>
-              <w:rPr>
-                <w:rFonts w:ascii="Calibri" w:hAnsi="Calibri"/>
-                <w:b w:val="0"/>
-                <w:sz w:val="19"/>
-              </w:rPr>
-              <w:t>pipeline_runs.status, job_runs.status, processed_status.</w:t>
-            </w:r>
-          </w:p>
-        </w:tc>
-        <w:tc>
-          <w:tcPr>
-            <w:tcW w:type="dxa" w:w="3312"/>
-            <w:vAlign w:val="center"/>
-          </w:tcPr>
-          <w:p>
-            <w:pPr>
-              <w:spacing w:after="0"/>
-            </w:pPr>
-            <w:r/>
-            <w:r>
-              <w:rPr>
-                <w:rFonts w:ascii="Calibri" w:hAnsi="Calibri"/>
-                <w:b w:val="0"/>
-                <w:sz w:val="19"/>
-              </w:rPr>
-              <w:t>Keeps operational states predictable.</w:t>
-            </w:r>
-          </w:p>
-        </w:tc>
-      </w:tr>
-      <w:tr>
-        <w:tc>
-          <w:tcPr>
-            <w:tcW w:type="dxa" w:w="2448"/>
-            <w:vAlign w:val="center"/>
-          </w:tcPr>
-          <w:p>
-            <w:pPr>
-              <w:spacing w:after="0"/>
-            </w:pPr>
-            <w:r/>
-            <w:r>
-              <w:rPr>
-                <w:rFonts w:ascii="Calibri" w:hAnsi="Calibri"/>
-                <w:b w:val="0"/>
-                <w:sz w:val="19"/>
-              </w:rPr>
-              <w:t>Numeric range checks</w:t>
-            </w:r>
-          </w:p>
-        </w:tc>
-        <w:tc>
-          <w:tcPr>
-            <w:tcW w:type="dxa" w:w="3600"/>
-            <w:vAlign w:val="center"/>
-          </w:tcPr>
-          <w:p>
-            <w:pPr>
-              <w:spacing w:after="0"/>
-            </w:pPr>
-            <w:r/>
-            <w:r>
-              <w:rPr>
-                <w:rFonts w:ascii="Calibri" w:hAnsi="Calibri"/>
-                <w:b w:val="0"/>
-                <w:sz w:val="19"/>
-              </w:rPr>
-              <w:t>citation counts &gt;= 0, scores 0-1.</w:t>
-            </w:r>
-          </w:p>
-        </w:tc>
-        <w:tc>
-          <w:tcPr>
-            <w:tcW w:type="dxa" w:w="3312"/>
-            <w:vAlign w:val="center"/>
-          </w:tcPr>
-          <w:p>
-            <w:pPr>
-              <w:spacing w:after="0"/>
-            </w:pPr>
-            <w:r/>
-            <w:r>
-              <w:rPr>
-                <w:rFonts w:ascii="Calibri" w:hAnsi="Calibri"/>
-                <w:b w:val="0"/>
-                <w:sz w:val="19"/>
-              </w:rPr>
-              <w:t>Prevents invalid metrics.</w:t>
-            </w:r>
-          </w:p>
-        </w:tc>
-      </w:tr>
-      <w:tr>
-        <w:tc>
-          <w:tcPr>
-            <w:tcW w:type="dxa" w:w="2448"/>
-            <w:vAlign w:val="center"/>
-          </w:tcPr>
-          <w:p>
-            <w:pPr>
-              <w:spacing w:after="0"/>
-            </w:pPr>
-            <w:r/>
-            <w:r>
-              <w:rPr>
-                <w:rFonts w:ascii="Calibri" w:hAnsi="Calibri"/>
-                <w:b w:val="0"/>
-                <w:sz w:val="19"/>
-              </w:rPr>
-              <w:t>Publication year checks</w:t>
-            </w:r>
-          </w:p>
-        </w:tc>
-        <w:tc>
-          <w:tcPr>
-            <w:tcW w:type="dxa" w:w="3600"/>
-            <w:vAlign w:val="center"/>
-          </w:tcPr>
-          <w:p>
-            <w:pPr>
-              <w:spacing w:after="0"/>
-            </w:pPr>
-            <w:r/>
-            <w:r>
-              <w:rPr>
-                <w:rFonts w:ascii="Calibri" w:hAnsi="Calibri"/>
-                <w:b w:val="0"/>
-                <w:sz w:val="19"/>
-              </w:rPr>
-              <w:t>1500-2100 on papers and journals.</w:t>
-            </w:r>
-          </w:p>
-        </w:tc>
-        <w:tc>
-          <w:tcPr>
-            <w:tcW w:type="dxa" w:w="3312"/>
-            <w:vAlign w:val="center"/>
-          </w:tcPr>
-          <w:p>
-            <w:pPr>
-              <w:spacing w:after="0"/>
-            </w:pPr>
-            <w:r/>
-            <w:r>
-              <w:rPr>
-                <w:rFonts w:ascii="Calibri" w:hAnsi="Calibri"/>
-                <w:b w:val="0"/>
-                <w:sz w:val="19"/>
-              </w:rPr>
-              <w:t>Blocks obviously invalid dates; may need quality handling for source anomalies.</w:t>
-            </w:r>
-          </w:p>
-        </w:tc>
-      </w:tr>
-    </w:tbl>
-    <w:p/>
-    <w:p>
-      <w:pPr>
-        <w:pStyle w:val="Heading1"/>
-      </w:pPr>
-      <w:r>
-        <w:t>9. Fresh Deployment Procedure</w:t>
+        <w:t>raw.pipeline_runs: metadata cho từng lần ingest hoặc sync API.</w:t>
       </w:r>
     </w:p>
     <w:p>
       <w:pPr>
-        <w:pStyle w:val="ListNumber"/>
+        <w:pStyle w:val="ListBullet"/>
       </w:pPr>
       <w:r>
-        <w:t>Provision SQL Server on the target environment, such as VPS Docker SQL Server or managed SQL Server.</w:t>
+        <w:t>raw.openalex_works: raw works payload, status pending/processed/failed.</w:t>
       </w:r>
     </w:p>
     <w:p>
       <w:pPr>
-        <w:pStyle w:val="ListNumber"/>
+        <w:pStyle w:val="ListBullet"/>
       </w:pPr>
       <w:r>
-        <w:t>Create a secure admin login for setup and separate users for pipeline and backend access.</w:t>
+        <w:t>raw.openalex_authors: raw author detail payload.</w:t>
       </w:r>
     </w:p>
     <w:p>
       <w:pPr>
-        <w:pStyle w:val="ListNumber"/>
+        <w:pStyle w:val="ListBullet"/>
       </w:pPr>
       <w:r>
-        <w:t>Run database ver 7.sql once to create the database, schemas, tables, constraints, and seed rows.</w:t>
-      </w:r>
-    </w:p>
-    <w:p>
-      <w:pPr>
-        <w:pStyle w:val="ListNumber"/>
-      </w:pPr>
-      <w:r>
-        <w:t>Run post-deploy verification queries listed below.</w:t>
-      </w:r>
-    </w:p>
-    <w:p>
-      <w:pPr>
-        <w:pStyle w:val="ListNumber"/>
-      </w:pPr>
-      <w:r>
-        <w:t>Back up the clean baseline database before running any crawler job.</w:t>
-      </w:r>
-    </w:p>
-    <w:p>
-      <w:pPr>
-        <w:pStyle w:val="ListNumber"/>
-      </w:pPr>
-      <w:r>
-        <w:t>Point pipeline .env to the deployed SQL Server and run a small sync smoke test.</w:t>
-      </w:r>
-    </w:p>
-    <w:p>
-      <w:pPr>
-        <w:pStyle w:val="ListNumber"/>
-      </w:pPr>
-      <w:r>
-        <w:t>Only after smoke test passes, connect backend using a separate read-oriented user.</w:t>
-      </w:r>
-    </w:p>
-    <w:p>
-      <w:pPr>
-        <w:pStyle w:val="CodeBlock"/>
-      </w:pPr>
-      <w:r>
-        <w:t>python -m src.jobs.sync.openalex_works --keywords "machine learning" --per-page 25 --max-pages-per-keyword 1</w:t>
+        <w:t>raw.openalex_sources: raw source/journal detail payload.</w:t>
       </w:r>
     </w:p>
     <w:p>
@@ -3687,175 +1041,55 @@
         <w:pStyle w:val="Heading1"/>
       </w:pPr>
       <w:r>
-        <w:t>10. Post-Deploy SQL Checks</w:t>
+        <w:t>6. core Schema</w:t>
       </w:r>
     </w:p>
     <w:p>
       <w:pPr>
-        <w:pStyle w:val="CodeBlock"/>
+        <w:pStyle w:val="ListBullet"/>
       </w:pPr>
       <w:r>
-        <w:t>SELECT source_name, base_url, is_active</w:t>
+        <w:t>core.papers: paper canonical records.</w:t>
       </w:r>
     </w:p>
     <w:p>
       <w:pPr>
-        <w:pStyle w:val="CodeBlock"/>
+        <w:pStyle w:val="ListBullet"/>
       </w:pPr>
       <w:r>
-        <w:t>FROM raw.api_sources;</w:t>
+        <w:t>core.authors: author canonical records.</w:t>
       </w:r>
     </w:p>
     <w:p>
       <w:pPr>
-        <w:pStyle w:val="CodeBlock"/>
+        <w:pStyle w:val="ListBullet"/>
       </w:pPr>
       <w:r>
-        <w:t>SELECT COUNT(*) AS journal_type_count</w:t>
+        <w:t>core.journals: journal/source canonical records.</w:t>
       </w:r>
     </w:p>
     <w:p>
       <w:pPr>
-        <w:pStyle w:val="CodeBlock"/>
+        <w:pStyle w:val="ListBullet"/>
       </w:pPr>
       <w:r>
-        <w:t>FROM core.journal_types;</w:t>
+        <w:t>core.paper_authors: quan hệ many-to-many giữa papers và authors.</w:t>
       </w:r>
     </w:p>
     <w:p>
       <w:pPr>
-        <w:pStyle w:val="CodeBlock"/>
+        <w:pStyle w:val="ListBullet"/>
       </w:pPr>
       <w:r>
-        <w:t>SELECT s.name AS schema_name, t.name AS table_name</w:t>
+        <w:t>core.keywords và taxonomy tables: phục vụ phân loại, analytics, và backend views.</w:t>
       </w:r>
     </w:p>
     <w:p>
       <w:pPr>
-        <w:pStyle w:val="CodeBlock"/>
+        <w:pStyle w:val="ListBullet"/>
       </w:pPr>
       <w:r>
-        <w:t>FROM sys.tables t</w:t>
-      </w:r>
-    </w:p>
-    <w:p>
-      <w:pPr>
-        <w:pStyle w:val="CodeBlock"/>
-      </w:pPr>
-      <w:r>
-        <w:t>JOIN sys.schemas s ON t.schema_id = s.schema_id</w:t>
-      </w:r>
-    </w:p>
-    <w:p>
-      <w:pPr>
-        <w:pStyle w:val="CodeBlock"/>
-      </w:pPr>
-      <w:r>
-        <w:t>WHERE s.name IN ('raw', 'core', 'ops')</w:t>
-      </w:r>
-    </w:p>
-    <w:p>
-      <w:pPr>
-        <w:pStyle w:val="CodeBlock"/>
-      </w:pPr>
-      <w:r>
-        <w:t>ORDER BY s.name, t.name;</w:t>
-      </w:r>
-    </w:p>
-    <w:p>
-      <w:pPr>
-        <w:pStyle w:val="CodeBlock"/>
-      </w:pPr>
-      <w:r>
-        <w:t>SELECT TOP 20</w:t>
-      </w:r>
-    </w:p>
-    <w:p>
-      <w:pPr>
-        <w:pStyle w:val="CodeBlock"/>
-      </w:pPr>
-      <w:r>
-        <w:t xml:space="preserve">    job_name,</w:t>
-      </w:r>
-    </w:p>
-    <w:p>
-      <w:pPr>
-        <w:pStyle w:val="CodeBlock"/>
-      </w:pPr>
-      <w:r>
-        <w:t xml:space="preserve">    job_type,</w:t>
-      </w:r>
-    </w:p>
-    <w:p>
-      <w:pPr>
-        <w:pStyle w:val="CodeBlock"/>
-      </w:pPr>
-      <w:r>
-        <w:t xml:space="preserve">    source_entity,</w:t>
-      </w:r>
-    </w:p>
-    <w:p>
-      <w:pPr>
-        <w:pStyle w:val="CodeBlock"/>
-      </w:pPr>
-      <w:r>
-        <w:t xml:space="preserve">    status,</w:t>
-      </w:r>
-    </w:p>
-    <w:p>
-      <w:pPr>
-        <w:pStyle w:val="CodeBlock"/>
-      </w:pPr>
-      <w:r>
-        <w:t xml:space="preserve">    started_at,</w:t>
-      </w:r>
-    </w:p>
-    <w:p>
-      <w:pPr>
-        <w:pStyle w:val="CodeBlock"/>
-      </w:pPr>
-      <w:r>
-        <w:t xml:space="preserve">    finished_at,</w:t>
-      </w:r>
-    </w:p>
-    <w:p>
-      <w:pPr>
-        <w:pStyle w:val="CodeBlock"/>
-      </w:pPr>
-      <w:r>
-        <w:t xml:space="preserve">    records_in,</w:t>
-      </w:r>
-    </w:p>
-    <w:p>
-      <w:pPr>
-        <w:pStyle w:val="CodeBlock"/>
-      </w:pPr>
-      <w:r>
-        <w:t xml:space="preserve">    records_out,</w:t>
-      </w:r>
-    </w:p>
-    <w:p>
-      <w:pPr>
-        <w:pStyle w:val="CodeBlock"/>
-      </w:pPr>
-      <w:r>
-        <w:t xml:space="preserve">    records_failed</w:t>
-      </w:r>
-    </w:p>
-    <w:p>
-      <w:pPr>
-        <w:pStyle w:val="CodeBlock"/>
-      </w:pPr>
-      <w:r>
-        <w:t>FROM ops.job_runs</w:t>
-      </w:r>
-    </w:p>
-    <w:p>
-      <w:pPr>
-        <w:pStyle w:val="CodeBlock"/>
-      </w:pPr>
-      <w:r>
-        <w:t>ORDER BY started_at DESC;</w:t>
+        <w:t>Source mapping tables: nối entity nội bộ với source external id.</w:t>
       </w:r>
     </w:p>
     <w:p>
@@ -3863,280 +1097,7 @@
         <w:pStyle w:val="Heading1"/>
       </w:pPr>
       <w:r>
-        <w:t>11. Access Control Recommendation</w:t>
-      </w:r>
-    </w:p>
-    <w:tbl>
-      <w:tblPr>
-        <w:tblStyle w:val="TableGrid"/>
-        <w:tblW w:type="auto" w:w="0"/>
-        <w:jc w:val="center"/>
-        <w:tblLook w:firstColumn="1" w:firstRow="1" w:lastColumn="0" w:lastRow="0" w:noHBand="0" w:noVBand="1" w:val="04A0"/>
-      </w:tblPr>
-      <w:tblGrid>
-        <w:gridCol w:w="3120"/>
-        <w:gridCol w:w="3120"/>
-        <w:gridCol w:w="3120"/>
-      </w:tblGrid>
-      <w:tr>
-        <w:tc>
-          <w:tcPr>
-            <w:tcW w:type="dxa" w:w="2592"/>
-            <w:shd w:fill="E8EEF5"/>
-            <w:vAlign w:val="center"/>
-          </w:tcPr>
-          <w:p>
-            <w:pPr>
-              <w:spacing w:after="0"/>
-            </w:pPr>
-            <w:r/>
-            <w:r>
-              <w:rPr>
-                <w:rFonts w:ascii="Calibri" w:hAnsi="Calibri"/>
-                <w:b/>
-                <w:sz w:val="19"/>
-              </w:rPr>
-              <w:t>User / role</w:t>
-            </w:r>
-          </w:p>
-        </w:tc>
-        <w:tc>
-          <w:tcPr>
-            <w:tcW w:type="dxa" w:w="3456"/>
-            <w:shd w:fill="E8EEF5"/>
-            <w:vAlign w:val="center"/>
-          </w:tcPr>
-          <w:p>
-            <w:pPr>
-              <w:spacing w:after="0"/>
-            </w:pPr>
-            <w:r/>
-            <w:r>
-              <w:rPr>
-                <w:rFonts w:ascii="Calibri" w:hAnsi="Calibri"/>
-                <w:b/>
-                <w:sz w:val="19"/>
-              </w:rPr>
-              <w:t>Permissions</w:t>
-            </w:r>
-          </w:p>
-        </w:tc>
-        <w:tc>
-          <w:tcPr>
-            <w:tcW w:type="dxa" w:w="3312"/>
-            <w:shd w:fill="E8EEF5"/>
-            <w:vAlign w:val="center"/>
-          </w:tcPr>
-          <w:p>
-            <w:pPr>
-              <w:spacing w:after="0"/>
-            </w:pPr>
-            <w:r/>
-            <w:r>
-              <w:rPr>
-                <w:rFonts w:ascii="Calibri" w:hAnsi="Calibri"/>
-                <w:b/>
-                <w:sz w:val="19"/>
-              </w:rPr>
-              <w:t>Rationale</w:t>
-            </w:r>
-          </w:p>
-        </w:tc>
-      </w:tr>
-      <w:tr>
-        <w:tc>
-          <w:tcPr>
-            <w:tcW w:type="dxa" w:w="2592"/>
-            <w:vAlign w:val="center"/>
-          </w:tcPr>
-          <w:p>
-            <w:pPr>
-              <w:spacing w:after="0"/>
-            </w:pPr>
-            <w:r/>
-            <w:r>
-              <w:rPr>
-                <w:rFonts w:ascii="Calibri" w:hAnsi="Calibri"/>
-                <w:b w:val="0"/>
-                <w:sz w:val="19"/>
-              </w:rPr>
-              <w:t>pipeline_user</w:t>
-            </w:r>
-          </w:p>
-        </w:tc>
-        <w:tc>
-          <w:tcPr>
-            <w:tcW w:type="dxa" w:w="3456"/>
-            <w:vAlign w:val="center"/>
-          </w:tcPr>
-          <w:p>
-            <w:pPr>
-              <w:spacing w:after="0"/>
-            </w:pPr>
-            <w:r/>
-            <w:r>
-              <w:rPr>
-                <w:rFonts w:ascii="Calibri" w:hAnsi="Calibri"/>
-                <w:b w:val="0"/>
-                <w:sz w:val="19"/>
-              </w:rPr>
-              <w:t>Read/write raw, core, ops.</w:t>
-            </w:r>
-          </w:p>
-        </w:tc>
-        <w:tc>
-          <w:tcPr>
-            <w:tcW w:type="dxa" w:w="3312"/>
-            <w:vAlign w:val="center"/>
-          </w:tcPr>
-          <w:p>
-            <w:pPr>
-              <w:spacing w:after="0"/>
-            </w:pPr>
-            <w:r/>
-            <w:r>
-              <w:rPr>
-                <w:rFonts w:ascii="Calibri" w:hAnsi="Calibri"/>
-                <w:b w:val="0"/>
-                <w:sz w:val="19"/>
-              </w:rPr>
-              <w:t>Pipeline must ingest raw, process core, and update job logs/watermarks.</w:t>
-            </w:r>
-          </w:p>
-        </w:tc>
-      </w:tr>
-      <w:tr>
-        <w:tc>
-          <w:tcPr>
-            <w:tcW w:type="dxa" w:w="2592"/>
-            <w:vAlign w:val="center"/>
-          </w:tcPr>
-          <w:p>
-            <w:pPr>
-              <w:spacing w:after="0"/>
-            </w:pPr>
-            <w:r/>
-            <w:r>
-              <w:rPr>
-                <w:rFonts w:ascii="Calibri" w:hAnsi="Calibri"/>
-                <w:b w:val="0"/>
-                <w:sz w:val="19"/>
-              </w:rPr>
-              <w:t>backend_user</w:t>
-            </w:r>
-          </w:p>
-        </w:tc>
-        <w:tc>
-          <w:tcPr>
-            <w:tcW w:type="dxa" w:w="3456"/>
-            <w:vAlign w:val="center"/>
-          </w:tcPr>
-          <w:p>
-            <w:pPr>
-              <w:spacing w:after="0"/>
-            </w:pPr>
-            <w:r/>
-            <w:r>
-              <w:rPr>
-                <w:rFonts w:ascii="Calibri" w:hAnsi="Calibri"/>
-                <w:b w:val="0"/>
-                <w:sz w:val="19"/>
-              </w:rPr>
-              <w:t>Read core and future mart views/tables.</w:t>
-            </w:r>
-          </w:p>
-        </w:tc>
-        <w:tc>
-          <w:tcPr>
-            <w:tcW w:type="dxa" w:w="3312"/>
-            <w:vAlign w:val="center"/>
-          </w:tcPr>
-          <w:p>
-            <w:pPr>
-              <w:spacing w:after="0"/>
-            </w:pPr>
-            <w:r/>
-            <w:r>
-              <w:rPr>
-                <w:rFonts w:ascii="Calibri" w:hAnsi="Calibri"/>
-                <w:b w:val="0"/>
-                <w:sz w:val="19"/>
-              </w:rPr>
-              <w:t>Backend should not write crawler state or raw API payloads.</w:t>
-            </w:r>
-          </w:p>
-        </w:tc>
-      </w:tr>
-      <w:tr>
-        <w:tc>
-          <w:tcPr>
-            <w:tcW w:type="dxa" w:w="2592"/>
-            <w:vAlign w:val="center"/>
-          </w:tcPr>
-          <w:p>
-            <w:pPr>
-              <w:spacing w:after="0"/>
-            </w:pPr>
-            <w:r/>
-            <w:r>
-              <w:rPr>
-                <w:rFonts w:ascii="Calibri" w:hAnsi="Calibri"/>
-                <w:b w:val="0"/>
-                <w:sz w:val="19"/>
-              </w:rPr>
-              <w:t>admin_user</w:t>
-            </w:r>
-          </w:p>
-        </w:tc>
-        <w:tc>
-          <w:tcPr>
-            <w:tcW w:type="dxa" w:w="3456"/>
-            <w:vAlign w:val="center"/>
-          </w:tcPr>
-          <w:p>
-            <w:pPr>
-              <w:spacing w:after="0"/>
-            </w:pPr>
-            <w:r/>
-            <w:r>
-              <w:rPr>
-                <w:rFonts w:ascii="Calibri" w:hAnsi="Calibri"/>
-                <w:b w:val="0"/>
-                <w:sz w:val="19"/>
-              </w:rPr>
-              <w:t>DDL/migration and backup permissions.</w:t>
-            </w:r>
-          </w:p>
-        </w:tc>
-        <w:tc>
-          <w:tcPr>
-            <w:tcW w:type="dxa" w:w="3312"/>
-            <w:vAlign w:val="center"/>
-          </w:tcPr>
-          <w:p>
-            <w:pPr>
-              <w:spacing w:after="0"/>
-            </w:pPr>
-            <w:r/>
-            <w:r>
-              <w:rPr>
-                <w:rFonts w:ascii="Calibri" w:hAnsi="Calibri"/>
-                <w:b w:val="0"/>
-                <w:sz w:val="19"/>
-              </w:rPr>
-              <w:t>Used only for deployments and migrations.</w:t>
-            </w:r>
-          </w:p>
-        </w:tc>
-      </w:tr>
-    </w:tbl>
-    <w:p/>
-    <w:p>
-      <w:pPr>
-        <w:pStyle w:val="Heading1"/>
-      </w:pPr>
-      <w:r>
-        <w:t>12. Migration Policy</w:t>
+        <w:t>7. ops Schema</w:t>
       </w:r>
     </w:p>
     <w:p>
@@ -4144,7 +1105,7 @@
         <w:pStyle w:val="ListBullet"/>
       </w:pPr>
       <w:r>
-        <w:t>database ver 7.sql is for fresh rebuilds only.</w:t>
+        <w:t>ops.job_runs: trạng thái mỗi job, số records in/out/failed, started_at, finished_at.</w:t>
       </w:r>
     </w:p>
     <w:p>
@@ -4152,7 +1113,7 @@
         <w:pStyle w:val="ListBullet"/>
       </w:pPr>
       <w:r>
-        <w:t>Existing production databases should be changed through explicit migration scripts, not by rerunning the full database file.</w:t>
+        <w:t>ops.job_logs: log chi tiết theo job nếu cần truy vết.</w:t>
       </w:r>
     </w:p>
     <w:p>
@@ -4160,7 +1121,68 @@
         <w:pStyle w:val="ListBullet"/>
       </w:pPr>
       <w:r>
-        <w:t>Always back up before schema changes.</w:t>
+        <w:t>ops.crawl_watermarks: cursor, updated-date window, và trạng thái incremental crawl theo keyword/source.</w:t>
+      </w:r>
+    </w:p>
+    <w:p>
+      <w:pPr>
+        <w:pStyle w:val="Heading1"/>
+      </w:pPr>
+      <w:r>
+        <w:t>8. Query Kiểm Tra Sau Khi Chạy Pipeline</w:t>
+      </w:r>
+    </w:p>
+    <w:p>
+      <w:r>
+        <w:rPr>
+          <w:rFonts w:ascii="Consolas" w:hAnsi="Consolas"/>
+          <w:sz w:val="18"/>
+        </w:rPr>
+        <w:t>SELECT COUNT(*) AS total_papers FROM core.papers;</w:t>
+      </w:r>
+    </w:p>
+    <w:p>
+      <w:r>
+        <w:rPr>
+          <w:rFonts w:ascii="Consolas" w:hAnsi="Consolas"/>
+          <w:sz w:val="18"/>
+        </w:rPr>
+        <w:t>SELECT COUNT(*) AS total_authors FROM core.authors;</w:t>
+      </w:r>
+    </w:p>
+    <w:p>
+      <w:r>
+        <w:rPr>
+          <w:rFonts w:ascii="Consolas" w:hAnsi="Consolas"/>
+          <w:sz w:val="18"/>
+        </w:rPr>
+        <w:t>SELECT COUNT(*) AS total_journals FROM core.journals;</w:t>
+      </w:r>
+    </w:p>
+    <w:p>
+      <w:r>
+        <w:rPr>
+          <w:rFonts w:ascii="Consolas" w:hAnsi="Consolas"/>
+          <w:sz w:val="18"/>
+        </w:rPr>
+        <w:t>SELECT TOP 20 * FROM ops.job_runs ORDER BY started_at DESC;</w:t>
+      </w:r>
+    </w:p>
+    <w:p>
+      <w:r>
+        <w:rPr>
+          <w:rFonts w:ascii="Consolas" w:hAnsi="Consolas"/>
+          <w:sz w:val="18"/>
+        </w:rPr>
+        <w:t>SELECT * FROM ops.crawl_watermarks ORDER BY updated_at DESC;</w:t>
+      </w:r>
+    </w:p>
+    <w:p>
+      <w:pPr>
+        <w:pStyle w:val="Heading1"/>
+      </w:pPr>
+      <w:r>
+        <w:t>9. Lưu Ý Vận Hành</w:t>
       </w:r>
     </w:p>
     <w:p>
@@ -4168,7 +1190,7 @@
         <w:pStyle w:val="ListBullet"/>
       </w:pPr>
       <w:r>
-        <w:t>Deploy DB migration before deploying pipeline code that depends on the new schema.</w:t>
+        <w:t>Không nới constraint core.journals tùy tiện khi source OpenAlex fail; ghi nhận failed raw record và xử lý trong Data Quality phase.</w:t>
       </w:r>
     </w:p>
     <w:p>
@@ -4176,537 +1198,26 @@
         <w:pStyle w:val="ListBullet"/>
       </w:pPr>
       <w:r>
-        <w:t>Do not auto-run large crawl jobs immediately after a code merge; let Airflow or a scheduler run them on schedule.</w:t>
+        <w:t>Nếu authors nhiều hơn papers là bình thường vì một paper có nhiều authors.</w:t>
       </w:r>
     </w:p>
     <w:p>
       <w:pPr>
-        <w:pStyle w:val="Heading1"/>
+        <w:pStyle w:val="ListBullet"/>
       </w:pPr>
       <w:r>
-        <w:t>13. Known Issues and Follow-Up</w:t>
+        <w:t>Backend nên đọc core hoặc mart về sau, không đọc raw.</w:t>
       </w:r>
     </w:p>
-    <w:tbl>
-      <w:tblPr>
-        <w:tblStyle w:val="TableGrid"/>
-        <w:tblW w:type="auto" w:w="0"/>
-        <w:jc w:val="center"/>
-        <w:tblLook w:firstColumn="1" w:firstRow="1" w:lastColumn="0" w:lastRow="0" w:noHBand="0" w:noVBand="1" w:val="04A0"/>
-      </w:tblPr>
-      <w:tblGrid>
-        <w:gridCol w:w="3120"/>
-        <w:gridCol w:w="3120"/>
-        <w:gridCol w:w="3120"/>
-      </w:tblGrid>
-      <w:tr>
-        <w:tc>
-          <w:tcPr>
-            <w:tcW w:type="dxa" w:w="2592"/>
-            <w:shd w:fill="E8EEF5"/>
-            <w:vAlign w:val="center"/>
-          </w:tcPr>
-          <w:p>
-            <w:pPr>
-              <w:spacing w:after="0"/>
-            </w:pPr>
-            <w:r/>
-            <w:r>
-              <w:rPr>
-                <w:rFonts w:ascii="Calibri" w:hAnsi="Calibri"/>
-                <w:b/>
-                <w:sz w:val="19"/>
-              </w:rPr>
-              <w:t>Issue</w:t>
-            </w:r>
-          </w:p>
-        </w:tc>
-        <w:tc>
-          <w:tcPr>
-            <w:tcW w:type="dxa" w:w="3456"/>
-            <w:shd w:fill="E8EEF5"/>
-            <w:vAlign w:val="center"/>
-          </w:tcPr>
-          <w:p>
-            <w:pPr>
-              <w:spacing w:after="0"/>
-            </w:pPr>
-            <w:r/>
-            <w:r>
-              <w:rPr>
-                <w:rFonts w:ascii="Calibri" w:hAnsi="Calibri"/>
-                <w:b/>
-                <w:sz w:val="19"/>
-              </w:rPr>
-              <w:t>Current behavior</w:t>
-            </w:r>
-          </w:p>
-        </w:tc>
-        <w:tc>
-          <w:tcPr>
-            <w:tcW w:type="dxa" w:w="3312"/>
-            <w:shd w:fill="E8EEF5"/>
-            <w:vAlign w:val="center"/>
-          </w:tcPr>
-          <w:p>
-            <w:pPr>
-              <w:spacing w:after="0"/>
-            </w:pPr>
-            <w:r/>
-            <w:r>
-              <w:rPr>
-                <w:rFonts w:ascii="Calibri" w:hAnsi="Calibri"/>
-                <w:b/>
-                <w:sz w:val="19"/>
-              </w:rPr>
-              <w:t>Follow-up</w:t>
-            </w:r>
-          </w:p>
-        </w:tc>
-      </w:tr>
-      <w:tr>
-        <w:tc>
-          <w:tcPr>
-            <w:tcW w:type="dxa" w:w="2592"/>
-            <w:vAlign w:val="center"/>
-          </w:tcPr>
-          <w:p>
-            <w:pPr>
-              <w:spacing w:after="0"/>
-            </w:pPr>
-            <w:r/>
-            <w:r>
-              <w:rPr>
-                <w:rFonts w:ascii="Calibri" w:hAnsi="Calibri"/>
-                <w:b w:val="0"/>
-                <w:sz w:val="19"/>
-              </w:rPr>
-              <w:t>Source year constraint failures</w:t>
-            </w:r>
-          </w:p>
-        </w:tc>
-        <w:tc>
-          <w:tcPr>
-            <w:tcW w:type="dxa" w:w="3456"/>
-            <w:vAlign w:val="center"/>
-          </w:tcPr>
-          <w:p>
-            <w:pPr>
-              <w:spacing w:after="0"/>
-            </w:pPr>
-            <w:r/>
-            <w:r>
-              <w:rPr>
-                <w:rFonts w:ascii="Calibri" w:hAnsi="Calibri"/>
-                <w:b w:val="0"/>
-                <w:sz w:val="19"/>
-              </w:rPr>
-              <w:t>Invalid OpenAlex source years fail core.journals check constraints.</w:t>
-            </w:r>
-          </w:p>
-        </w:tc>
-        <w:tc>
-          <w:tcPr>
-            <w:tcW w:type="dxa" w:w="3312"/>
-            <w:vAlign w:val="center"/>
-          </w:tcPr>
-          <w:p>
-            <w:pPr>
-              <w:spacing w:after="0"/>
-            </w:pPr>
-            <w:r/>
-            <w:r>
-              <w:rPr>
-                <w:rFonts w:ascii="Calibri" w:hAnsi="Calibri"/>
-                <w:b w:val="0"/>
-                <w:sz w:val="19"/>
-              </w:rPr>
-              <w:t>Handle in data quality by nulling invalid years or revising range after review.</w:t>
-            </w:r>
-          </w:p>
-        </w:tc>
-      </w:tr>
-      <w:tr>
-        <w:tc>
-          <w:tcPr>
-            <w:tcW w:type="dxa" w:w="2592"/>
-            <w:vAlign w:val="center"/>
-          </w:tcPr>
-          <w:p>
-            <w:pPr>
-              <w:spacing w:after="0"/>
-            </w:pPr>
-            <w:r/>
-            <w:r>
-              <w:rPr>
-                <w:rFonts w:ascii="Calibri" w:hAnsi="Calibri"/>
-                <w:b w:val="0"/>
-                <w:sz w:val="19"/>
-              </w:rPr>
-              <w:t>records_inserted naming</w:t>
-            </w:r>
-          </w:p>
-        </w:tc>
-        <w:tc>
-          <w:tcPr>
-            <w:tcW w:type="dxa" w:w="3456"/>
-            <w:vAlign w:val="center"/>
-          </w:tcPr>
-          <w:p>
-            <w:pPr>
-              <w:spacing w:after="0"/>
-            </w:pPr>
-            <w:r/>
-            <w:r>
-              <w:rPr>
-                <w:rFonts w:ascii="Calibri" w:hAnsi="Calibri"/>
-                <w:b w:val="0"/>
-                <w:sz w:val="19"/>
-              </w:rPr>
-              <w:t>raw.pipeline_runs.records_inserted currently represents changed raw records.</w:t>
-            </w:r>
-          </w:p>
-        </w:tc>
-        <w:tc>
-          <w:tcPr>
-            <w:tcW w:type="dxa" w:w="3312"/>
-            <w:vAlign w:val="center"/>
-          </w:tcPr>
-          <w:p>
-            <w:pPr>
-              <w:spacing w:after="0"/>
-            </w:pPr>
-            <w:r/>
-            <w:r>
-              <w:rPr>
-                <w:rFonts w:ascii="Calibri" w:hAnsi="Calibri"/>
-                <w:b w:val="0"/>
-                <w:sz w:val="19"/>
-              </w:rPr>
-              <w:t>Consider renaming to records_changed in a future DB version.</w:t>
-            </w:r>
-          </w:p>
-        </w:tc>
-      </w:tr>
-      <w:tr>
-        <w:tc>
-          <w:tcPr>
-            <w:tcW w:type="dxa" w:w="2592"/>
-            <w:vAlign w:val="center"/>
-          </w:tcPr>
-          <w:p>
-            <w:pPr>
-              <w:spacing w:after="0"/>
-            </w:pPr>
-            <w:r/>
-            <w:r>
-              <w:rPr>
-                <w:rFonts w:ascii="Calibri" w:hAnsi="Calibri"/>
-                <w:b w:val="0"/>
-                <w:sz w:val="19"/>
-              </w:rPr>
-              <w:t>No mart schema yet</w:t>
-            </w:r>
-          </w:p>
-        </w:tc>
-        <w:tc>
-          <w:tcPr>
-            <w:tcW w:type="dxa" w:w="3456"/>
-            <w:vAlign w:val="center"/>
-          </w:tcPr>
-          <w:p>
-            <w:pPr>
-              <w:spacing w:after="0"/>
-            </w:pPr>
-            <w:r/>
-            <w:r>
-              <w:rPr>
-                <w:rFonts w:ascii="Calibri" w:hAnsi="Calibri"/>
-                <w:b w:val="0"/>
-                <w:sz w:val="19"/>
-              </w:rPr>
-              <w:t>Backend can read core, but analysis-ready marts are not created yet.</w:t>
-            </w:r>
-          </w:p>
-        </w:tc>
-        <w:tc>
-          <w:tcPr>
-            <w:tcW w:type="dxa" w:w="3312"/>
-            <w:vAlign w:val="center"/>
-          </w:tcPr>
-          <w:p>
-            <w:pPr>
-              <w:spacing w:after="0"/>
-            </w:pPr>
-            <w:r/>
-            <w:r>
-              <w:rPr>
-                <w:rFonts w:ascii="Calibri" w:hAnsi="Calibri"/>
-                <w:b w:val="0"/>
-                <w:sz w:val="19"/>
-              </w:rPr>
-              <w:t>Build mart tables/views after data quality rules are finalized.</w:t>
-            </w:r>
-          </w:p>
-        </w:tc>
-      </w:tr>
-      <w:tr>
-        <w:tc>
-          <w:tcPr>
-            <w:tcW w:type="dxa" w:w="2592"/>
-            <w:vAlign w:val="center"/>
-          </w:tcPr>
-          <w:p>
-            <w:pPr>
-              <w:spacing w:after="0"/>
-            </w:pPr>
-            <w:r/>
-            <w:r>
-              <w:rPr>
-                <w:rFonts w:ascii="Calibri" w:hAnsi="Calibri"/>
-                <w:b w:val="0"/>
-                <w:sz w:val="19"/>
-              </w:rPr>
-              <w:t>No Airflow deployment yet</w:t>
-            </w:r>
-          </w:p>
-        </w:tc>
-        <w:tc>
-          <w:tcPr>
-            <w:tcW w:type="dxa" w:w="3456"/>
-            <w:vAlign w:val="center"/>
-          </w:tcPr>
-          <w:p>
-            <w:pPr>
-              <w:spacing w:after="0"/>
-            </w:pPr>
-            <w:r/>
-            <w:r>
-              <w:rPr>
-                <w:rFonts w:ascii="Calibri" w:hAnsi="Calibri"/>
-                <w:b w:val="0"/>
-                <w:sz w:val="19"/>
-              </w:rPr>
-              <w:t>Local orchestrator works via python -m src.jobs.sync.openalex_works.</w:t>
-            </w:r>
-          </w:p>
-        </w:tc>
-        <w:tc>
-          <w:tcPr>
-            <w:tcW w:type="dxa" w:w="3312"/>
-            <w:vAlign w:val="center"/>
-          </w:tcPr>
-          <w:p>
-            <w:pPr>
-              <w:spacing w:after="0"/>
-            </w:pPr>
-            <w:r/>
-            <w:r>
-              <w:rPr>
-                <w:rFonts w:ascii="Calibri" w:hAnsi="Calibri"/>
-                <w:b w:val="0"/>
-                <w:sz w:val="19"/>
-              </w:rPr>
-              <w:t>Use this command as the first DAG task target.</w:t>
-            </w:r>
-          </w:p>
-        </w:tc>
-      </w:tr>
-    </w:tbl>
-    <w:p/>
     <w:p>
       <w:pPr>
-        <w:pStyle w:val="Heading1"/>
+        <w:pStyle w:val="ListBullet"/>
       </w:pPr>
       <w:r>
-        <w:t>14. Table Inventory</w:t>
+        <w:t>Backup database sau các mốc ổn định: pipeline_ready và airflow_ready.</w:t>
       </w:r>
     </w:p>
-    <w:tbl>
-      <w:tblPr>
-        <w:tblStyle w:val="TableGrid"/>
-        <w:tblW w:type="auto" w:w="0"/>
-        <w:jc w:val="center"/>
-        <w:tblLook w:firstColumn="1" w:firstRow="1" w:lastColumn="0" w:lastRow="0" w:noHBand="0" w:noVBand="1" w:val="04A0"/>
-      </w:tblPr>
-      <w:tblGrid>
-        <w:gridCol w:w="4680"/>
-        <w:gridCol w:w="4680"/>
-      </w:tblGrid>
-      <w:tr>
-        <w:tc>
-          <w:tcPr>
-            <w:tcW w:type="dxa" w:w="1440"/>
-            <w:shd w:fill="E8EEF5"/>
-            <w:vAlign w:val="center"/>
-          </w:tcPr>
-          <w:p>
-            <w:pPr>
-              <w:spacing w:after="0"/>
-            </w:pPr>
-            <w:r/>
-            <w:r>
-              <w:rPr>
-                <w:rFonts w:ascii="Calibri" w:hAnsi="Calibri"/>
-                <w:b/>
-                <w:sz w:val="19"/>
-              </w:rPr>
-              <w:t>Schema</w:t>
-            </w:r>
-          </w:p>
-        </w:tc>
-        <w:tc>
-          <w:tcPr>
-            <w:tcW w:type="dxa" w:w="7920"/>
-            <w:shd w:fill="E8EEF5"/>
-            <w:vAlign w:val="center"/>
-          </w:tcPr>
-          <w:p>
-            <w:pPr>
-              <w:spacing w:after="0"/>
-            </w:pPr>
-            <w:r/>
-            <w:r>
-              <w:rPr>
-                <w:rFonts w:ascii="Calibri" w:hAnsi="Calibri"/>
-                <w:b/>
-                <w:sz w:val="19"/>
-              </w:rPr>
-              <w:t>Tables</w:t>
-            </w:r>
-          </w:p>
-        </w:tc>
-      </w:tr>
-      <w:tr>
-        <w:tc>
-          <w:tcPr>
-            <w:tcW w:type="dxa" w:w="1440"/>
-            <w:vAlign w:val="center"/>
-          </w:tcPr>
-          <w:p>
-            <w:pPr>
-              <w:spacing w:after="0"/>
-            </w:pPr>
-            <w:r/>
-            <w:r>
-              <w:rPr>
-                <w:rFonts w:ascii="Calibri" w:hAnsi="Calibri"/>
-                <w:b w:val="0"/>
-                <w:sz w:val="19"/>
-              </w:rPr>
-              <w:t>raw</w:t>
-            </w:r>
-          </w:p>
-        </w:tc>
-        <w:tc>
-          <w:tcPr>
-            <w:tcW w:type="dxa" w:w="7920"/>
-            <w:vAlign w:val="center"/>
-          </w:tcPr>
-          <w:p>
-            <w:pPr>
-              <w:spacing w:after="0"/>
-            </w:pPr>
-            <w:r/>
-            <w:r>
-              <w:rPr>
-                <w:rFonts w:ascii="Calibri" w:hAnsi="Calibri"/>
-                <w:b w:val="0"/>
-                <w:sz w:val="19"/>
-              </w:rPr>
-              <w:t>api_sources, pipeline_runs, openalex_works, openalex_authors, openalex_sources</w:t>
-            </w:r>
-          </w:p>
-        </w:tc>
-      </w:tr>
-      <w:tr>
-        <w:tc>
-          <w:tcPr>
-            <w:tcW w:type="dxa" w:w="1440"/>
-            <w:vAlign w:val="center"/>
-          </w:tcPr>
-          <w:p>
-            <w:pPr>
-              <w:spacing w:after="0"/>
-            </w:pPr>
-            <w:r/>
-            <w:r>
-              <w:rPr>
-                <w:rFonts w:ascii="Calibri" w:hAnsi="Calibri"/>
-                <w:b w:val="0"/>
-                <w:sz w:val="19"/>
-              </w:rPr>
-              <w:t>ops</w:t>
-            </w:r>
-          </w:p>
-        </w:tc>
-        <w:tc>
-          <w:tcPr>
-            <w:tcW w:type="dxa" w:w="7920"/>
-            <w:vAlign w:val="center"/>
-          </w:tcPr>
-          <w:p>
-            <w:pPr>
-              <w:spacing w:after="0"/>
-            </w:pPr>
-            <w:r/>
-            <w:r>
-              <w:rPr>
-                <w:rFonts w:ascii="Calibri" w:hAnsi="Calibri"/>
-                <w:b w:val="0"/>
-                <w:sz w:val="19"/>
-              </w:rPr>
-              <w:t>job_runs, job_logs, crawl_watermarks</w:t>
-            </w:r>
-          </w:p>
-        </w:tc>
-      </w:tr>
-      <w:tr>
-        <w:tc>
-          <w:tcPr>
-            <w:tcW w:type="dxa" w:w="1440"/>
-            <w:vAlign w:val="center"/>
-          </w:tcPr>
-          <w:p>
-            <w:pPr>
-              <w:spacing w:after="0"/>
-            </w:pPr>
-            <w:r/>
-            <w:r>
-              <w:rPr>
-                <w:rFonts w:ascii="Calibri" w:hAnsi="Calibri"/>
-                <w:b w:val="0"/>
-                <w:sz w:val="19"/>
-              </w:rPr>
-              <w:t>core</w:t>
-            </w:r>
-          </w:p>
-        </w:tc>
-        <w:tc>
-          <w:tcPr>
-            <w:tcW w:type="dxa" w:w="7920"/>
-            <w:vAlign w:val="center"/>
-          </w:tcPr>
-          <w:p>
-            <w:pPr>
-              <w:spacing w:after="0"/>
-            </w:pPr>
-            <w:r/>
-            <w:r>
-              <w:rPr>
-                <w:rFonts w:ascii="Calibri" w:hAnsi="Calibri"/>
-                <w:b w:val="0"/>
-                <w:sz w:val="19"/>
-              </w:rPr>
-              <w:t>journal_types, journals, journal_source_mappings, papers, paper_source_mappings, authors, paper_authors, author_source_mappings, keywords, paper_keywords, keyword_source_mappings, research_domains, domain_source_mappings, research_fields, field_source_mappings, research_subfields, subfield_source_mappings, research_topics, topic_source_mappings, paper_topics, journal_topics</w:t>
-            </w:r>
-          </w:p>
-        </w:tc>
-      </w:tr>
-    </w:tbl>
-    <w:p/>
     <w:sectPr>
-      <w:footerReference w:type="default" r:id="rId9"/>
       <w:pgSz w:w="12240" w:h="15840"/>
       <w:pgMar w:top="1440" w:right="1440" w:bottom="1440" w:left="1440" w:header="720" w:footer="720" w:gutter="0"/>
       <w:cols w:space="720"/>
@@ -4714,23 +1225,6 @@
     </w:sectPr>
   </w:body>
 </w:document>
-</file>
-
-<file path=word/footer1.xml><?xml version="1.0" encoding="utf-8"?>
-<w:ftr xmlns:m="http://schemas.openxmlformats.org/officeDocument/2006/math" xmlns:mc="http://schemas.openxmlformats.org/markup-compatibility/2006" xmlns:mo="http://schemas.microsoft.com/office/mac/office/2008/main" xmlns:mv="urn:schemas-microsoft-com:mac:vml" xmlns:o="urn:schemas-microsoft-com:office:office" xmlns:r="http://schemas.openxmlformats.org/officeDocument/2006/relationships" xmlns:v="urn:schemas-microsoft-com:vml" xmlns:w10="urn:schemas-microsoft-com:office:word" xmlns:w14="http://schemas.microsoft.com/office/word/2010/wordml" xmlns:w="http://schemas.openxmlformats.org/wordprocessingml/2006/main" xmlns:wne="http://schemas.microsoft.com/office/word/2006/wordml" xmlns:wp14="http://schemas.microsoft.com/office/word/2010/wordprocessingDrawing" xmlns:wp="http://schemas.openxmlformats.org/drawingml/2006/wordprocessingDrawing" xmlns:wpc="http://schemas.microsoft.com/office/word/2010/wordprocessingCanvas" xmlns:wpg="http://schemas.microsoft.com/office/word/2010/wordprocessingGroup" xmlns:wpi="http://schemas.microsoft.com/office/word/2010/wordprocessingInk" xmlns:wps="http://schemas.microsoft.com/office/word/2010/wordprocessingShape" mc:Ignorable="w14 wp14">
-  <w:p>
-    <w:pPr>
-      <w:pStyle w:val="Footer"/>
-      <w:jc w:val="center"/>
-    </w:pPr>
-    <w:r>
-      <w:rPr>
-        <w:sz w:val="18"/>
-      </w:rPr>
-      <w:t>Database Documentation v7 - Scientific Journal Tracking</w:t>
-    </w:r>
-  </w:p>
-</w:ftr>
 </file>
 
 <file path=word/numbering.xml><?xml version="1.0" encoding="utf-8"?>
@@ -5097,10 +1591,10 @@
     <w:qFormat/>
     <w:rsid w:val="00FC693F"/>
     <w:pPr>
-      <w:spacing w:after="120" w:line="300" w:lineRule="auto"/>
+      <w:spacing w:after="120" w:line="264" w:lineRule="auto"/>
     </w:pPr>
     <w:rPr>
-      <w:rFonts w:ascii="Calibri" w:hAnsi="Calibri" w:eastAsia="Calibri"/>
+      <w:rFonts w:ascii="Calibri" w:hAnsi="Calibri"/>
       <w:sz w:val="22"/>
     </w:rPr>
   </w:style>
@@ -5159,11 +1653,11 @@
     <w:pPr>
       <w:keepNext/>
       <w:keepLines/>
-      <w:spacing w:before="360" w:after="200"/>
+      <w:spacing w:before="200" w:after="100"/>
       <w:outlineLvl w:val="0"/>
     </w:pPr>
     <w:rPr>
-      <w:rFonts w:asciiTheme="majorHAnsi" w:eastAsiaTheme="majorEastAsia" w:hAnsiTheme="majorHAnsi" w:cstheme="majorBidi" w:ascii="Calibri" w:hAnsi="Calibri" w:eastAsia="Calibri"/>
+      <w:rFonts w:asciiTheme="majorHAnsi" w:eastAsiaTheme="majorEastAsia" w:hAnsiTheme="majorHAnsi" w:cstheme="majorBidi" w:ascii="Calibri" w:hAnsi="Calibri"/>
       <w:b/>
       <w:bCs/>
       <w:color w:val="2E74B5"/>
@@ -5183,11 +1677,11 @@
     <w:pPr>
       <w:keepNext/>
       <w:keepLines/>
-      <w:spacing w:before="280" w:after="140"/>
+      <w:spacing w:before="200" w:after="100"/>
       <w:outlineLvl w:val="1"/>
     </w:pPr>
     <w:rPr>
-      <w:rFonts w:asciiTheme="majorHAnsi" w:eastAsiaTheme="majorEastAsia" w:hAnsiTheme="majorHAnsi" w:cstheme="majorBidi" w:ascii="Calibri" w:hAnsi="Calibri" w:eastAsia="Calibri"/>
+      <w:rFonts w:asciiTheme="majorHAnsi" w:eastAsiaTheme="majorEastAsia" w:hAnsiTheme="majorHAnsi" w:cstheme="majorBidi" w:ascii="Calibri" w:hAnsi="Calibri"/>
       <w:b/>
       <w:bCs/>
       <w:color w:val="2E74B5"/>
@@ -5211,7 +1705,7 @@
       <w:outlineLvl w:val="2"/>
     </w:pPr>
     <w:rPr>
-      <w:rFonts w:asciiTheme="majorHAnsi" w:eastAsiaTheme="majorEastAsia" w:hAnsiTheme="majorHAnsi" w:cstheme="majorBidi" w:ascii="Calibri" w:hAnsi="Calibri" w:eastAsia="Calibri"/>
+      <w:rFonts w:asciiTheme="majorHAnsi" w:eastAsiaTheme="majorEastAsia" w:hAnsiTheme="majorHAnsi" w:cstheme="majorBidi" w:ascii="Calibri" w:hAnsi="Calibri"/>
       <w:b/>
       <w:bCs/>
       <w:color w:val="1F4D78"/>
@@ -5449,15 +1943,15 @@
       <w:pBdr>
         <w:bottom w:val="single" w:sz="8" w:space="4" w:color="4F81BD" w:themeColor="accent1"/>
       </w:pBdr>
-      <w:spacing w:after="160" w:line="240" w:lineRule="auto" w:before="0"/>
+      <w:spacing w:after="300" w:line="240" w:lineRule="auto"/>
       <w:contextualSpacing/>
     </w:pPr>
     <w:rPr>
-      <w:rFonts w:asciiTheme="majorHAnsi" w:eastAsiaTheme="majorEastAsia" w:hAnsiTheme="majorHAnsi" w:cstheme="majorBidi" w:ascii="Calibri" w:hAnsi="Calibri" w:eastAsia="Calibri"/>
-      <w:color w:val="1F4D78"/>
+      <w:rFonts w:asciiTheme="majorHAnsi" w:eastAsiaTheme="majorEastAsia" w:hAnsiTheme="majorHAnsi" w:cstheme="majorBidi"/>
+      <w:color w:val="17365D" w:themeColor="text2" w:themeShade="BF"/>
       <w:spacing w:val="5"/>
       <w:kern w:val="28"/>
-      <w:sz w:val="40"/>
+      <w:sz w:val="52"/>
       <w:szCs w:val="52"/>
     </w:rPr>
   </w:style>
@@ -5488,15 +1982,14 @@
       <w:numPr>
         <w:ilvl w:val="1"/>
       </w:numPr>
-      <w:spacing w:before="0" w:after="280"/>
     </w:pPr>
     <w:rPr>
-      <w:rFonts w:asciiTheme="majorHAnsi" w:eastAsiaTheme="majorEastAsia" w:hAnsiTheme="majorHAnsi" w:cstheme="majorBidi" w:ascii="Calibri" w:hAnsi="Calibri" w:eastAsia="Calibri"/>
+      <w:rFonts w:asciiTheme="majorHAnsi" w:eastAsiaTheme="majorEastAsia" w:hAnsiTheme="majorHAnsi" w:cstheme="majorBidi"/>
       <w:i/>
       <w:iCs/>
-      <w:color w:val="666666"/>
+      <w:color w:val="4F81BD" w:themeColor="accent1"/>
       <w:spacing w:val="15"/>
-      <w:sz w:val="22"/>
+      <w:sz w:val="24"/>
       <w:szCs w:val="24"/>
     </w:rPr>
   </w:style>
@@ -16787,17 +13280,6 @@
         <w:shd w:val="clear" w:color="auto" w:fill="FBCAA2" w:themeFill="accent6" w:themeFillTint="7F"/>
       </w:tcPr>
     </w:tblStylePr>
-  </w:style>
-  <w:style w:type="paragraph" w:customStyle="1" w:styleId="CodeBlock">
-    <w:name w:val="Code Block"/>
-    <w:pPr>
-      <w:spacing w:after="100"/>
-      <w:ind w:left="360"/>
-    </w:pPr>
-    <w:rPr>
-      <w:rFonts w:ascii="Consolas" w:hAnsi="Consolas" w:eastAsia="Consolas"/>
-      <w:sz w:val="18"/>
-    </w:rPr>
   </w:style>
 </w:styles>
 </file>
